--- a/pr-preview/pr-201/nonparametric-models-handout-tracked-changes.docx
+++ b/pr-preview/pr-201/nonparametric-models-handout-tracked-changes.docx
@@ -16,48 +16,50 @@
       </w:pPr>
       <w:del w:id="1" w:author="PR Preview" w:date="2026-01-01T00:00:00Z">
         <w:r>
-          <w:delText xml:space="preserve">Last modified: 2026-10-15 01:50:16 (PDT)</w:delText>
+          <w:delText xml:space="preserve">Last modified: 2026-10-15 02:58:11 (PDT)</w:delText>
         </w:r>
       </w:del>
     </w:p>
     <w:p>
       <w:pPr>
+        <w:pStyle w:val="Date"/>
+      </w:pPr>
+      <w:ins w:id="2" w:author="PR Preview" w:date="2026-01-01T00:00:00Z">
+        <w:r>
+          <w:t xml:space="preserve">Last modified: 2026-10-15 03:04:40 (PDT)</w:t>
+        </w:r>
+      </w:ins>
+    </w:p>
+    <w:bookmarkStart w:id="14" w:name="empirical-distribution"/>
+    <w:p>
+      <w:pPr>
         <w:pStyle w:val="Heading2"/>
       </w:pPr>
-      <w:del w:id="2" w:author="PR Preview" w:date="2026-01-01T00:00:00Z">
-        <w:r>
-          <w:delText xml:space="preserve">1 Empirical distribution</w:delText>
-        </w:r>
-      </w:del>
+      <w:r>
+        <w:t xml:space="preserve">1 Empirical distribution</w:t>
+      </w:r>
     </w:p>
+    <w:bookmarkStart w:id="10" w:name="def-empirical-distribution"/>
     <w:p>
       <w:pPr>
         <w:pStyle w:val="FirstParagraph"/>
       </w:pPr>
-      <w:del w:id="3" w:author="PR Preview" w:date="2026-01-01T00:00:00Z">
-        <w:r>
-          <w:rPr>
-            <w:b/>
-            <w:bCs/>
-          </w:rPr>
-          <w:delText xml:space="preserve">Definition 1 (Empirical distribution)</w:delText>
-        </w:r>
-      </w:del>
-      <w:del w:id="4" w:author="PR Preview" w:date="2026-01-01T00:00:00Z">
-        <w:r>
-          <w:delText xml:space="preserve"> </w:delText>
-        </w:r>
-      </w:del>
-      <w:del w:id="5" w:author="PR Preview" w:date="2026-01-01T00:00:00Z">
-        <w:r>
-          <w:delText xml:space="preserve">For observed values</w:delText>
-        </w:r>
-      </w:del>
-      <w:del w:id="6" w:author="PR Preview" w:date="2026-01-01T00:00:00Z">
-        <w:r>
-          <w:delText xml:space="preserve"> </w:delText>
-        </w:r>
-      </w:del>
+      <w:r>
+        <w:rPr>
+          <w:b/>
+          <w:bCs/>
+        </w:rPr>
+        <w:t xml:space="preserve">Definition 1 (Empirical distribution)</w:t>
+      </w:r>
+      <w:r>
+        <w:t xml:space="preserve"> </w:t>
+      </w:r>
+      <w:r>
+        <w:t xml:space="preserve">For observed values</w:t>
+      </w:r>
+      <w:r>
+        <w:t xml:space="preserve"> </w:t>
+      </w:r>
       <m:oMath>
         <m:sSub>
           <m:e>
@@ -102,130 +104,88 @@
           </m:sub>
         </m:sSub>
       </m:oMath>
-      <w:del w:id="7" w:author="PR Preview" w:date="2026-01-01T00:00:00Z">
-        <w:r>
-          <w:delText xml:space="preserve">,</w:delText>
-        </w:r>
-      </w:del>
-      <w:del w:id="8" w:author="PR Preview" w:date="2026-01-01T00:00:00Z">
-        <w:r>
-          <w:delText xml:space="preserve"> </w:delText>
-        </w:r>
-      </w:del>
-      <w:del w:id="9" w:author="PR Preview" w:date="2026-01-01T00:00:00Z">
-        <w:r>
-          <w:delText xml:space="preserve">the</w:delText>
-        </w:r>
-      </w:del>
-      <w:del w:id="10" w:author="PR Preview" w:date="2026-01-01T00:00:00Z">
-        <w:r>
-          <w:delText xml:space="preserve"> </w:delText>
-        </w:r>
-      </w:del>
-      <w:del w:id="11" w:author="PR Preview" w:date="2026-01-01T00:00:00Z">
+      <w:r>
+        <w:t xml:space="preserve">,</w:t>
+      </w:r>
+      <w:r>
+        <w:t xml:space="preserve"> </w:t>
+      </w:r>
+      <w:r>
+        <w:t xml:space="preserve">the</w:t>
+      </w:r>
+      <w:r>
+        <w:t xml:space="preserve"> </w:t>
+      </w:r>
+      <w:r>
+        <w:rPr>
+          <w:b/>
+          <w:bCs/>
+        </w:rPr>
+        <w:t xml:space="preserve">empirical distribution</w:t>
+      </w:r>
+      <w:r>
+        <w:t xml:space="preserve"> </w:t>
+      </w:r>
+      <w:r>
+        <w:t xml:space="preserve">is the distribution of a value</w:t>
+      </w:r>
+      <w:r>
+        <w:t xml:space="preserve"> </w:t>
+      </w:r>
+      <w:hyperlink r:id="rId9">
         <w:r>
           <w:rPr>
-            <w:b/>
-            <w:bCs/>
+            <w:rStyle w:val="Hyperlink"/>
           </w:rPr>
-          <w:delText xml:space="preserve">empirical distribution</w:delText>
+          <w:t xml:space="preserve">chosen at random</w:t>
         </w:r>
-      </w:del>
-      <w:del w:id="12" w:author="PR Preview" w:date="2026-01-01T00:00:00Z">
-        <w:r>
-          <w:delText xml:space="preserve"> </w:delText>
-        </w:r>
-      </w:del>
-      <w:del w:id="13" w:author="PR Preview" w:date="2026-01-01T00:00:00Z">
-        <w:r>
-          <w:delText xml:space="preserve">is the distribution of a value</w:delText>
-        </w:r>
-      </w:del>
-      <w:del w:id="14" w:author="PR Preview" w:date="2026-01-01T00:00:00Z">
-        <w:r>
-          <w:delText xml:space="preserve"> </w:delText>
-        </w:r>
-      </w:del>
-      <w:hyperlink r:id="rId9">
-        <w:del w:id="15" w:author="PR Preview" w:date="2026-01-01T00:00:00Z">
-          <w:r>
-            <w:rPr>
-              <w:rStyle w:val="Hyperlink"/>
-            </w:rPr>
-            <w:delText xml:space="preserve">chosen at random</w:delText>
-          </w:r>
-        </w:del>
       </w:hyperlink>
-      <w:del w:id="16" w:author="PR Preview" w:date="2026-01-01T00:00:00Z">
-        <w:r>
-          <w:delText xml:space="preserve"> </w:delText>
-        </w:r>
-      </w:del>
-      <w:del w:id="17" w:author="PR Preview" w:date="2026-01-01T00:00:00Z">
-        <w:r>
-          <w:delText xml:space="preserve">from the sample,</w:delText>
-        </w:r>
-      </w:del>
-      <w:del w:id="18" w:author="PR Preview" w:date="2026-01-01T00:00:00Z">
-        <w:r>
-          <w:delText xml:space="preserve"> </w:delText>
-        </w:r>
-      </w:del>
-      <w:del w:id="19" w:author="PR Preview" w:date="2026-01-01T00:00:00Z">
-        <w:r>
-          <w:delText xml:space="preserve">each of the</w:delText>
-        </w:r>
-      </w:del>
-      <w:del w:id="20" w:author="PR Preview" w:date="2026-01-01T00:00:00Z">
-        <w:r>
-          <w:delText xml:space="preserve"> </w:delText>
-        </w:r>
-      </w:del>
+      <w:r>
+        <w:t xml:space="preserve"> </w:t>
+      </w:r>
+      <w:r>
+        <w:t xml:space="preserve">from the sample,</w:t>
+      </w:r>
+      <w:r>
+        <w:t xml:space="preserve"> </w:t>
+      </w:r>
+      <w:r>
+        <w:t xml:space="preserve">each of the</w:t>
+      </w:r>
+      <w:r>
+        <w:t xml:space="preserve"> </w:t>
+      </w:r>
       <m:oMath>
         <m:r>
           <m:t>n</m:t>
         </m:r>
       </m:oMath>
-      <w:del w:id="21" w:author="PR Preview" w:date="2026-01-01T00:00:00Z">
-        <w:r>
-          <w:delText xml:space="preserve"> </w:delText>
-        </w:r>
-      </w:del>
-      <w:del w:id="22" w:author="PR Preview" w:date="2026-01-01T00:00:00Z">
-        <w:r>
-          <w:delText xml:space="preserve">observations being equally likely:</w:delText>
-        </w:r>
-      </w:del>
-      <w:del w:id="23" w:author="PR Preview" w:date="2026-01-01T00:00:00Z">
-        <w:r>
-          <w:delText xml:space="preserve"> </w:delText>
-        </w:r>
-      </w:del>
-      <w:del w:id="24" w:author="PR Preview" w:date="2026-01-01T00:00:00Z">
-        <w:r>
-          <w:delText xml:space="preserve">the probability that the value falls in a set</w:delText>
-        </w:r>
-      </w:del>
-      <w:del w:id="25" w:author="PR Preview" w:date="2026-01-01T00:00:00Z">
-        <w:r>
-          <w:delText xml:space="preserve"> </w:delText>
-        </w:r>
-      </w:del>
+      <w:r>
+        <w:t xml:space="preserve"> </w:t>
+      </w:r>
+      <w:r>
+        <w:t xml:space="preserve">observations being equally likely:</w:t>
+      </w:r>
+      <w:r>
+        <w:t xml:space="preserve"> </w:t>
+      </w:r>
+      <w:r>
+        <w:t xml:space="preserve">the probability that the value falls in a set</w:t>
+      </w:r>
+      <w:r>
+        <w:t xml:space="preserve"> </w:t>
+      </w:r>
       <m:oMath>
         <m:r>
           <m:t>A</m:t>
         </m:r>
       </m:oMath>
-      <w:del w:id="26" w:author="PR Preview" w:date="2026-01-01T00:00:00Z">
-        <w:r>
-          <w:delText xml:space="preserve"> </w:delText>
-        </w:r>
-      </w:del>
-      <w:del w:id="27" w:author="PR Preview" w:date="2026-01-01T00:00:00Z">
-        <w:r>
-          <w:delText xml:space="preserve">is</w:delText>
-        </w:r>
-      </w:del>
+      <w:r>
+        <w:t xml:space="preserve"> </w:t>
+      </w:r>
+      <w:r>
+        <w:t xml:space="preserve">is</w:t>
+      </w:r>
     </w:p>
     <w:p>
       <w:pPr>
@@ -333,629 +293,461 @@
         </m:oMath>
       </m:oMathPara>
     </w:p>
+    <w:bookmarkEnd w:id="10"/>
+    <w:bookmarkStart w:id="11" w:name="exm-empirical-distribution"/>
     <w:p>
       <w:pPr>
         <w:pStyle w:val="FirstParagraph"/>
       </w:pPr>
-      <w:del w:id="28" w:author="PR Preview" w:date="2026-01-01T00:00:00Z">
+      <w:r>
+        <w:rPr>
+          <w:b/>
+          <w:bCs/>
+        </w:rPr>
+        <w:t xml:space="preserve">Example 1 (Numerical example: empirical distribution)</w:t>
+      </w:r>
+      <w:r>
+        <w:t xml:space="preserve"> </w:t>
+      </w:r>
+      <w:r>
+        <w:t xml:space="preserve">Suppose the observed values are</w:t>
+      </w:r>
+      <w:r>
+        <w:t xml:space="preserve"> </w:t>
+      </w:r>
+      <m:oMath>
+        <m:r>
+          <m:t>4</m:t>
+        </m:r>
+        <m:r>
+          <m:rPr>
+            <m:sty m:val="p"/>
+          </m:rPr>
+          <m:t>,</m:t>
+        </m:r>
+        <m:r>
+          <m:t>1</m:t>
+        </m:r>
+        <m:r>
+          <m:rPr>
+            <m:sty m:val="p"/>
+          </m:rPr>
+          <m:t>,</m:t>
+        </m:r>
+        <m:r>
+          <m:t>7</m:t>
+        </m:r>
+        <m:r>
+          <m:rPr>
+            <m:sty m:val="p"/>
+          </m:rPr>
+          <m:t>,</m:t>
+        </m:r>
+        <m:r>
+          <m:t>3</m:t>
+        </m:r>
+      </m:oMath>
+      <w:r>
+        <w:t xml:space="preserve">, so</w:t>
+      </w:r>
+      <w:r>
+        <w:t xml:space="preserve"> </w:t>
+      </w:r>
+      <m:oMath>
+        <m:r>
+          <m:t>n</m:t>
+        </m:r>
+        <m:r>
+          <m:rPr>
+            <m:sty m:val="p"/>
+          </m:rPr>
+          <m:t>=</m:t>
+        </m:r>
+        <m:r>
+          <m:t>4</m:t>
+        </m:r>
+      </m:oMath>
+      <w:r>
+        <w:t xml:space="preserve">,</w:t>
+      </w:r>
+      <w:r>
+        <w:t xml:space="preserve"> </w:t>
+      </w:r>
+      <w:r>
+        <w:t xml:space="preserve">and let</w:t>
+      </w:r>
+      <w:r>
+        <w:t xml:space="preserve"> </w:t>
+      </w:r>
+      <m:oMath>
+        <m:r>
+          <m:t>A</m:t>
+        </m:r>
+        <m:r>
+          <m:rPr>
+            <m:sty m:val="p"/>
+          </m:rPr>
+          <m:t>=</m:t>
+        </m:r>
+        <m:r>
+          <m:rPr>
+            <m:sty m:val="p"/>
+          </m:rPr>
+          <m:t>[</m:t>
+        </m:r>
+        <m:r>
+          <m:t>2</m:t>
+        </m:r>
+        <m:r>
+          <m:rPr>
+            <m:sty m:val="p"/>
+          </m:rPr>
+          <m:t>,</m:t>
+        </m:r>
+        <m:r>
+          <m:t>5</m:t>
+        </m:r>
+        <m:r>
+          <m:rPr>
+            <m:sty m:val="p"/>
+          </m:rPr>
+          <m:t>)</m:t>
+        </m:r>
+      </m:oMath>
+      <w:r>
+        <w:t xml:space="preserve">.</w:t>
+      </w:r>
+      <w:r>
+        <w:t xml:space="preserve"> </w:t>
+      </w:r>
+      <w:r>
+        <w:t xml:space="preserve">Two of the four values (4 and 3) lie in</w:t>
+      </w:r>
+      <w:r>
+        <w:t xml:space="preserve"> </w:t>
+      </w:r>
+      <m:oMath>
+        <m:r>
+          <m:t>A</m:t>
+        </m:r>
+      </m:oMath>
+      <w:r>
+        <w:t xml:space="preserve">,</w:t>
+      </w:r>
+      <w:r>
+        <w:t xml:space="preserve"> </w:t>
+      </w:r>
+      <w:r>
+        <w:t xml:space="preserve">so the empirical distribution gives</w:t>
+      </w:r>
+      <w:r>
+        <w:t xml:space="preserve"> </w:t>
+      </w:r>
+      <m:oMath>
+        <m:r>
+          <m:t>A</m:t>
+        </m:r>
+      </m:oMath>
+      <w:r>
+        <w:t xml:space="preserve"> </w:t>
+      </w:r>
+      <w:r>
+        <w:t xml:space="preserve">probability</w:t>
+      </w:r>
+      <w:r>
+        <w:t xml:space="preserve"> </w:t>
+      </w:r>
+      <m:oMath>
+        <m:r>
+          <m:t>2</m:t>
+        </m:r>
+        <m:r>
+          <m:rPr>
+            <m:sty m:val="p"/>
+          </m:rPr>
+          <m:t>/</m:t>
+        </m:r>
+        <m:r>
+          <m:t>4</m:t>
+        </m:r>
+        <m:r>
+          <m:rPr>
+            <m:sty m:val="p"/>
+          </m:rPr>
+          <m:t>=</m:t>
+        </m:r>
+        <m:r>
+          <m:t>0.5</m:t>
+        </m:r>
+      </m:oMath>
+      <w:r>
+        <w:t xml:space="preserve">.</w:t>
+      </w:r>
+      <w:r>
+        <w:t xml:space="preserve"> </w:t>
+      </w:r>
+      <w:r>
+        <w:t xml:space="preserve">Each observed value has probability</w:t>
+      </w:r>
+      <w:r>
+        <w:t xml:space="preserve"> </w:t>
+      </w:r>
+      <m:oMath>
+        <m:r>
+          <m:t>1</m:t>
+        </m:r>
+        <m:r>
+          <m:rPr>
+            <m:sty m:val="p"/>
+          </m:rPr>
+          <m:t>/</m:t>
+        </m:r>
+        <m:r>
+          <m:t>4</m:t>
+        </m:r>
+      </m:oMath>
+      <w:r>
+        <w:t xml:space="preserve">,</w:t>
+      </w:r>
+      <w:r>
+        <w:t xml:space="preserve"> </w:t>
+      </w:r>
+      <w:r>
+        <w:t xml:space="preserve">and any set containing none of them has probability</w:t>
+      </w:r>
+      <w:r>
+        <w:t xml:space="preserve"> </w:t>
+      </w:r>
+      <m:oMath>
+        <m:r>
+          <m:t>0</m:t>
+        </m:r>
+      </m:oMath>
+      <w:r>
+        <w:t xml:space="preserve">.</w:t>
+      </w:r>
+    </w:p>
+    <w:bookmarkEnd w:id="11"/>
+    <w:p>
+      <w:pPr>
+        <w:pStyle w:val="BodyText"/>
+      </w:pPr>
+      <w:r>
+        <w:rPr>
+          <w:i/>
+          <w:iCs/>
+        </w:rPr>
+        <w:t xml:space="preserve">Remark</w:t>
+      </w:r>
+      <w:r>
+        <w:t xml:space="preserve"> (What</w:t>
+      </w:r>
+      <w:r>
+        <w:t xml:space="preserve"> </w:t>
+      </w:r>
+      <w:r>
+        <w:t xml:space="preserve">“empirical”</w:t>
+      </w:r>
+      <w:r>
+        <w:t xml:space="preserve"> </w:t>
+      </w:r>
+      <w:r>
+        <w:t xml:space="preserve">means). </w:t>
+      </w:r>
+      <w:r>
+        <w:t xml:space="preserve">“Empirical”</w:t>
+      </w:r>
+      <w:r>
+        <w:t xml:space="preserve"> </w:t>
+      </w:r>
+      <w:r>
+        <w:t xml:space="preserve">means computed from the observed data,</w:t>
+      </w:r>
+      <w:r>
+        <w:t xml:space="preserve"> </w:t>
+      </w:r>
+      <w:r>
+        <w:t xml:space="preserve">not from a model or a population.</w:t>
+      </w:r>
+      <w:r>
+        <w:t xml:space="preserve"> </w:t>
+      </w:r>
+      <w:r>
+        <w:t xml:space="preserve">An empirical quantity is the matching population quantity</w:t>
+      </w:r>
+      <w:r>
+        <w:t xml:space="preserve"> </w:t>
+      </w:r>
+      <w:r>
+        <w:t xml:space="preserve">with the</w:t>
+      </w:r>
+      <w:r>
+        <w:t xml:space="preserve"> </w:t>
+      </w:r>
+      <w:hyperlink r:id="rId12">
         <w:r>
           <w:rPr>
-            <w:b/>
-            <w:bCs/>
+            <w:rStyle w:val="Hyperlink"/>
           </w:rPr>
-          <w:delText xml:space="preserve">Example 1 (Numerical example: empirical distribution)</w:delText>
+          <w:t xml:space="preserve">population distribution</w:t>
         </w:r>
-      </w:del>
-      <w:del w:id="29" w:author="PR Preview" w:date="2026-01-01T00:00:00Z">
+      </w:hyperlink>
+      <w:r>
+        <w:t xml:space="preserve"> </w:t>
+      </w:r>
+      <w:r>
+        <w:t xml:space="preserve">replaced by the empirical distribution.</w:t>
+      </w:r>
+      <w:r>
+        <w:t xml:space="preserve"> </w:t>
+      </w:r>
+      <w:r>
+        <w:t xml:space="preserve">For example,</w:t>
+      </w:r>
+      <w:r>
+        <w:t xml:space="preserve"> </w:t>
+      </w:r>
+      <w:r>
+        <w:t xml:space="preserve">the mean of the empirical distribution is the</w:t>
+      </w:r>
+      <w:r>
+        <w:t xml:space="preserve"> </w:t>
+      </w:r>
+      <w:hyperlink r:id="rId13">
         <w:r>
-          <w:delText xml:space="preserve"> </w:delText>
+          <w:rPr>
+            <w:rStyle w:val="Hyperlink"/>
+          </w:rPr>
+          <w:t xml:space="preserve">sample mean</w:t>
         </w:r>
-      </w:del>
-      <w:del w:id="30" w:author="PR Preview" w:date="2026-01-01T00:00:00Z">
+      </w:hyperlink>
+      <w:r>
+        <w:t xml:space="preserve">,</w:t>
+      </w:r>
+      <w:r>
+        <w:t xml:space="preserve"> </w:t>
+      </w:r>
+      <w:r>
+        <w:t xml:space="preserve">and its CDF is the</w:t>
+      </w:r>
+      <w:r>
+        <w:t xml:space="preserve"> </w:t>
+      </w:r>
+      <w:hyperlink w:anchor="def-empirical-cdf">
         <w:r>
-          <w:delText xml:space="preserve">Suppose the observed values are</w:delText>
+          <w:rPr>
+            <w:rStyle w:val="Hyperlink"/>
+          </w:rPr>
+          <w:t xml:space="preserve">empirical CDF</w:t>
         </w:r>
-      </w:del>
-      <w:del w:id="31" w:author="PR Preview" w:date="2026-01-01T00:00:00Z">
-        <w:r>
-          <w:delText xml:space="preserve"> </w:delText>
-        </w:r>
-      </w:del>
-      <m:oMath>
-        <m:r>
-          <m:t>4</m:t>
-        </m:r>
-        <m:r>
-          <m:rPr>
-            <m:sty m:val="p"/>
-          </m:rPr>
-          <m:t>,</m:t>
-        </m:r>
-        <m:r>
-          <m:t>1</m:t>
-        </m:r>
-        <m:r>
-          <m:rPr>
-            <m:sty m:val="p"/>
-          </m:rPr>
-          <m:t>,</m:t>
-        </m:r>
-        <m:r>
-          <m:t>7</m:t>
-        </m:r>
-        <m:r>
-          <m:rPr>
-            <m:sty m:val="p"/>
-          </m:rPr>
-          <m:t>,</m:t>
-        </m:r>
-        <m:r>
-          <m:t>3</m:t>
-        </m:r>
-      </m:oMath>
-      <w:del w:id="32" w:author="PR Preview" w:date="2026-01-01T00:00:00Z">
-        <w:r>
-          <w:delText xml:space="preserve">, so</w:delText>
-        </w:r>
-      </w:del>
-      <w:del w:id="33" w:author="PR Preview" w:date="2026-01-01T00:00:00Z">
-        <w:r>
-          <w:delText xml:space="preserve"> </w:delText>
-        </w:r>
-      </w:del>
-      <m:oMath>
-        <m:r>
-          <m:t>n</m:t>
-        </m:r>
-        <m:r>
-          <m:rPr>
-            <m:sty m:val="p"/>
-          </m:rPr>
-          <m:t>=</m:t>
-        </m:r>
-        <m:r>
-          <m:t>4</m:t>
-        </m:r>
-      </m:oMath>
-      <w:del w:id="34" w:author="PR Preview" w:date="2026-01-01T00:00:00Z">
-        <w:r>
-          <w:delText xml:space="preserve">,</w:delText>
-        </w:r>
-      </w:del>
-      <w:del w:id="35" w:author="PR Preview" w:date="2026-01-01T00:00:00Z">
-        <w:r>
-          <w:delText xml:space="preserve"> </w:delText>
-        </w:r>
-      </w:del>
-      <w:del w:id="36" w:author="PR Preview" w:date="2026-01-01T00:00:00Z">
-        <w:r>
-          <w:delText xml:space="preserve">and let</w:delText>
-        </w:r>
-      </w:del>
-      <w:del w:id="37" w:author="PR Preview" w:date="2026-01-01T00:00:00Z">
-        <w:r>
-          <w:delText xml:space="preserve"> </w:delText>
-        </w:r>
-      </w:del>
-      <m:oMath>
-        <m:r>
-          <m:t>A</m:t>
-        </m:r>
-        <m:r>
-          <m:rPr>
-            <m:sty m:val="p"/>
-          </m:rPr>
-          <m:t>=</m:t>
-        </m:r>
-        <m:r>
-          <m:rPr>
-            <m:sty m:val="p"/>
-          </m:rPr>
-          <m:t>[</m:t>
-        </m:r>
-        <m:r>
-          <m:t>2</m:t>
-        </m:r>
-        <m:r>
-          <m:rPr>
-            <m:sty m:val="p"/>
-          </m:rPr>
-          <m:t>,</m:t>
-        </m:r>
-        <m:r>
-          <m:t>5</m:t>
-        </m:r>
-        <m:r>
-          <m:rPr>
-            <m:sty m:val="p"/>
-          </m:rPr>
-          <m:t>)</m:t>
-        </m:r>
-      </m:oMath>
-      <w:del w:id="38" w:author="PR Preview" w:date="2026-01-01T00:00:00Z">
-        <w:r>
-          <w:delText xml:space="preserve">.</w:delText>
-        </w:r>
-      </w:del>
-      <w:del w:id="39" w:author="PR Preview" w:date="2026-01-01T00:00:00Z">
-        <w:r>
-          <w:delText xml:space="preserve"> </w:delText>
-        </w:r>
-      </w:del>
-      <w:del w:id="40" w:author="PR Preview" w:date="2026-01-01T00:00:00Z">
-        <w:r>
-          <w:delText xml:space="preserve">Two of the four values (4 and 3) lie in</w:delText>
-        </w:r>
-      </w:del>
-      <w:del w:id="41" w:author="PR Preview" w:date="2026-01-01T00:00:00Z">
-        <w:r>
-          <w:delText xml:space="preserve"> </w:delText>
-        </w:r>
-      </w:del>
-      <m:oMath>
-        <m:r>
-          <m:t>A</m:t>
-        </m:r>
-      </m:oMath>
-      <w:del w:id="42" w:author="PR Preview" w:date="2026-01-01T00:00:00Z">
-        <w:r>
-          <w:delText xml:space="preserve">,</w:delText>
-        </w:r>
-      </w:del>
-      <w:del w:id="43" w:author="PR Preview" w:date="2026-01-01T00:00:00Z">
-        <w:r>
-          <w:delText xml:space="preserve"> </w:delText>
-        </w:r>
-      </w:del>
-      <w:del w:id="44" w:author="PR Preview" w:date="2026-01-01T00:00:00Z">
-        <w:r>
-          <w:delText xml:space="preserve">so the empirical distribution gives</w:delText>
-        </w:r>
-      </w:del>
-      <w:del w:id="45" w:author="PR Preview" w:date="2026-01-01T00:00:00Z">
-        <w:r>
-          <w:delText xml:space="preserve"> </w:delText>
-        </w:r>
-      </w:del>
-      <m:oMath>
-        <m:r>
-          <m:t>A</m:t>
-        </m:r>
-      </m:oMath>
-      <w:del w:id="46" w:author="PR Preview" w:date="2026-01-01T00:00:00Z">
-        <w:r>
-          <w:delText xml:space="preserve"> </w:delText>
-        </w:r>
-      </w:del>
-      <w:del w:id="47" w:author="PR Preview" w:date="2026-01-01T00:00:00Z">
-        <w:r>
-          <w:delText xml:space="preserve">probability</w:delText>
-        </w:r>
-      </w:del>
-      <w:del w:id="48" w:author="PR Preview" w:date="2026-01-01T00:00:00Z">
-        <w:r>
-          <w:delText xml:space="preserve"> </w:delText>
-        </w:r>
-      </w:del>
-      <m:oMath>
-        <m:r>
-          <m:t>2</m:t>
-        </m:r>
-        <m:r>
-          <m:rPr>
-            <m:sty m:val="p"/>
-          </m:rPr>
-          <m:t>/</m:t>
-        </m:r>
-        <m:r>
-          <m:t>4</m:t>
-        </m:r>
-        <m:r>
-          <m:rPr>
-            <m:sty m:val="p"/>
-          </m:rPr>
-          <m:t>=</m:t>
-        </m:r>
-        <m:r>
-          <m:t>0.5</m:t>
-        </m:r>
-      </m:oMath>
-      <w:del w:id="49" w:author="PR Preview" w:date="2026-01-01T00:00:00Z">
-        <w:r>
-          <w:delText xml:space="preserve">.</w:delText>
-        </w:r>
-      </w:del>
-      <w:del w:id="50" w:author="PR Preview" w:date="2026-01-01T00:00:00Z">
-        <w:r>
-          <w:delText xml:space="preserve"> </w:delText>
-        </w:r>
-      </w:del>
-      <w:del w:id="51" w:author="PR Preview" w:date="2026-01-01T00:00:00Z">
-        <w:r>
-          <w:delText xml:space="preserve">Each observed value has probability</w:delText>
-        </w:r>
-      </w:del>
-      <w:del w:id="52" w:author="PR Preview" w:date="2026-01-01T00:00:00Z">
-        <w:r>
-          <w:delText xml:space="preserve"> </w:delText>
-        </w:r>
-      </w:del>
-      <m:oMath>
-        <m:r>
-          <m:t>1</m:t>
-        </m:r>
-        <m:r>
-          <m:rPr>
-            <m:sty m:val="p"/>
-          </m:rPr>
-          <m:t>/</m:t>
-        </m:r>
-        <m:r>
-          <m:t>4</m:t>
-        </m:r>
-      </m:oMath>
-      <w:del w:id="53" w:author="PR Preview" w:date="2026-01-01T00:00:00Z">
-        <w:r>
-          <w:delText xml:space="preserve">,</w:delText>
-        </w:r>
-      </w:del>
-      <w:del w:id="54" w:author="PR Preview" w:date="2026-01-01T00:00:00Z">
-        <w:r>
-          <w:delText xml:space="preserve"> </w:delText>
-        </w:r>
-      </w:del>
-      <w:del w:id="55" w:author="PR Preview" w:date="2026-01-01T00:00:00Z">
-        <w:r>
-          <w:delText xml:space="preserve">and any set containing none of them has probability</w:delText>
-        </w:r>
-      </w:del>
-      <w:del w:id="56" w:author="PR Preview" w:date="2026-01-01T00:00:00Z">
-        <w:r>
-          <w:delText xml:space="preserve"> </w:delText>
-        </w:r>
-      </w:del>
-      <m:oMath>
-        <m:r>
-          <m:t>0</m:t>
-        </m:r>
-      </m:oMath>
-      <w:del w:id="57" w:author="PR Preview" w:date="2026-01-01T00:00:00Z">
-        <w:r>
-          <w:delText xml:space="preserve">.</w:delText>
-        </w:r>
-      </w:del>
+      </w:hyperlink>
+      <w:r>
+        <w:t xml:space="preserve">.</w:t>
+      </w:r>
+      <w:r>
+        <w:t xml:space="preserve"> </w:t>
+      </w:r>
+      <w:r>
+        <w:t xml:space="preserve">Machine learning uses the same replacement</w:t>
+      </w:r>
+      <w:r>
+        <w:t xml:space="preserve"> </w:t>
+      </w:r>
+      <w:r>
+        <w:t xml:space="preserve">to turn the risk of a prediction model into its</w:t>
+      </w:r>
+      <w:r>
+        <w:t xml:space="preserve"> </w:t>
+      </w:r>
+      <w:r>
+        <w:rPr>
+          <w:i/>
+          <w:iCs/>
+        </w:rPr>
+        <w:t xml:space="preserve">empirical risk</w:t>
+      </w:r>
+      <w:r>
+        <w:t xml:space="preserve">.</w:t>
+      </w:r>
     </w:p>
     <w:p>
       <w:pPr>
         <w:pStyle w:val="BodyText"/>
       </w:pPr>
-      <w:del w:id="58" w:author="PR Preview" w:date="2026-01-01T00:00:00Z">
-        <w:r>
-          <w:rPr>
-            <w:i/>
-            <w:iCs/>
-          </w:rPr>
-          <w:delText xml:space="preserve">Remark</w:delText>
-        </w:r>
-      </w:del>
-      <w:del w:id="59" w:author="PR Preview" w:date="2026-01-01T00:00:00Z">
-        <w:r>
-          <w:delText xml:space="preserve"> (What</w:delText>
-        </w:r>
-      </w:del>
-      <w:del w:id="60" w:author="PR Preview" w:date="2026-01-01T00:00:00Z">
-        <w:r>
-          <w:delText xml:space="preserve"> </w:delText>
-        </w:r>
-      </w:del>
-      <w:del w:id="61" w:author="PR Preview" w:date="2026-01-01T00:00:00Z">
-        <w:r>
-          <w:delText xml:space="preserve">“empirical”</w:delText>
-        </w:r>
-      </w:del>
-      <w:del w:id="62" w:author="PR Preview" w:date="2026-01-01T00:00:00Z">
-        <w:r>
-          <w:delText xml:space="preserve"> </w:delText>
-        </w:r>
-      </w:del>
-      <w:del w:id="63" w:author="PR Preview" w:date="2026-01-01T00:00:00Z">
-        <w:r>
-          <w:delText xml:space="preserve">means). </w:delText>
-        </w:r>
-      </w:del>
-      <w:del w:id="64" w:author="PR Preview" w:date="2026-01-01T00:00:00Z">
-        <w:r>
-          <w:delText xml:space="preserve">“Empirical”</w:delText>
-        </w:r>
-      </w:del>
-      <w:del w:id="65" w:author="PR Preview" w:date="2026-01-01T00:00:00Z">
-        <w:r>
-          <w:delText xml:space="preserve"> </w:delText>
-        </w:r>
-      </w:del>
-      <w:del w:id="66" w:author="PR Preview" w:date="2026-01-01T00:00:00Z">
-        <w:r>
-          <w:delText xml:space="preserve">means computed from the observed data,</w:delText>
-        </w:r>
-      </w:del>
-      <w:del w:id="67" w:author="PR Preview" w:date="2026-01-01T00:00:00Z">
-        <w:r>
-          <w:delText xml:space="preserve"> </w:delText>
-        </w:r>
-      </w:del>
-      <w:del w:id="68" w:author="PR Preview" w:date="2026-01-01T00:00:00Z">
-        <w:r>
-          <w:delText xml:space="preserve">not from a model or a population.</w:delText>
-        </w:r>
-      </w:del>
-      <w:del w:id="69" w:author="PR Preview" w:date="2026-01-01T00:00:00Z">
-        <w:r>
-          <w:delText xml:space="preserve"> </w:delText>
-        </w:r>
-      </w:del>
-      <w:del w:id="70" w:author="PR Preview" w:date="2026-01-01T00:00:00Z">
-        <w:r>
-          <w:delText xml:space="preserve">An empirical quantity is the matching population quantity</w:delText>
-        </w:r>
-      </w:del>
-      <w:del w:id="71" w:author="PR Preview" w:date="2026-01-01T00:00:00Z">
-        <w:r>
-          <w:delText xml:space="preserve"> </w:delText>
-        </w:r>
-      </w:del>
-      <w:del w:id="72" w:author="PR Preview" w:date="2026-01-01T00:00:00Z">
-        <w:r>
-          <w:delText xml:space="preserve">with the</w:delText>
-        </w:r>
-      </w:del>
-      <w:del w:id="73" w:author="PR Preview" w:date="2026-01-01T00:00:00Z">
-        <w:r>
-          <w:delText xml:space="preserve"> </w:delText>
-        </w:r>
-      </w:del>
-      <w:hyperlink r:id="rId10">
-        <w:del w:id="74" w:author="PR Preview" w:date="2026-01-01T00:00:00Z">
-          <w:r>
-            <w:rPr>
-              <w:rStyle w:val="Hyperlink"/>
-            </w:rPr>
-            <w:delText xml:space="preserve">population distribution</w:delText>
-          </w:r>
-        </w:del>
-      </w:hyperlink>
-      <w:del w:id="75" w:author="PR Preview" w:date="2026-01-01T00:00:00Z">
-        <w:r>
-          <w:delText xml:space="preserve"> </w:delText>
-        </w:r>
-      </w:del>
-      <w:del w:id="76" w:author="PR Preview" w:date="2026-01-01T00:00:00Z">
-        <w:r>
-          <w:delText xml:space="preserve">replaced by the empirical distribution.</w:delText>
-        </w:r>
-      </w:del>
-      <w:del w:id="77" w:author="PR Preview" w:date="2026-01-01T00:00:00Z">
-        <w:r>
-          <w:delText xml:space="preserve"> </w:delText>
-        </w:r>
-      </w:del>
-      <w:del w:id="78" w:author="PR Preview" w:date="2026-01-01T00:00:00Z">
-        <w:r>
-          <w:delText xml:space="preserve">For example,</w:delText>
-        </w:r>
-      </w:del>
-      <w:del w:id="79" w:author="PR Preview" w:date="2026-01-01T00:00:00Z">
-        <w:r>
-          <w:delText xml:space="preserve"> </w:delText>
-        </w:r>
-      </w:del>
-      <w:del w:id="80" w:author="PR Preview" w:date="2026-01-01T00:00:00Z">
-        <w:r>
-          <w:delText xml:space="preserve">the mean of the empirical distribution is the</w:delText>
-        </w:r>
-      </w:del>
-      <w:del w:id="81" w:author="PR Preview" w:date="2026-01-01T00:00:00Z">
-        <w:r>
-          <w:delText xml:space="preserve"> </w:delText>
-        </w:r>
-      </w:del>
-      <w:hyperlink r:id="rId11">
-        <w:del w:id="82" w:author="PR Preview" w:date="2026-01-01T00:00:00Z">
-          <w:r>
-            <w:rPr>
-              <w:rStyle w:val="Hyperlink"/>
-            </w:rPr>
-            <w:delText xml:space="preserve">sample mean</w:delText>
-          </w:r>
-        </w:del>
-      </w:hyperlink>
-      <w:del w:id="83" w:author="PR Preview" w:date="2026-01-01T00:00:00Z">
-        <w:r>
-          <w:delText xml:space="preserve">,</w:delText>
-        </w:r>
-      </w:del>
-      <w:del w:id="84" w:author="PR Preview" w:date="2026-01-01T00:00:00Z">
-        <w:r>
-          <w:delText xml:space="preserve"> </w:delText>
-        </w:r>
-      </w:del>
-      <w:del w:id="85" w:author="PR Preview" w:date="2026-01-01T00:00:00Z">
-        <w:r>
-          <w:delText xml:space="preserve">and its CDF is the</w:delText>
-        </w:r>
-      </w:del>
-      <w:del w:id="86" w:author="PR Preview" w:date="2026-01-01T00:00:00Z">
-        <w:r>
-          <w:delText xml:space="preserve"> </w:delText>
-        </w:r>
-      </w:del>
-      <w:hyperlink w:anchor="def-empirical-cdf">
-        <w:del w:id="87" w:author="PR Preview" w:date="2026-01-01T00:00:00Z">
-          <w:r>
-            <w:rPr>
-              <w:rStyle w:val="Hyperlink"/>
-            </w:rPr>
-            <w:delText xml:space="preserve">empirical CDF</w:delText>
-          </w:r>
-        </w:del>
-      </w:hyperlink>
-      <w:del w:id="88" w:author="PR Preview" w:date="2026-01-01T00:00:00Z">
-        <w:r>
-          <w:delText xml:space="preserve">.</w:delText>
-        </w:r>
-      </w:del>
-      <w:del w:id="89" w:author="PR Preview" w:date="2026-01-01T00:00:00Z">
-        <w:r>
-          <w:delText xml:space="preserve"> </w:delText>
-        </w:r>
-      </w:del>
-      <w:del w:id="90" w:author="PR Preview" w:date="2026-01-01T00:00:00Z">
-        <w:r>
-          <w:delText xml:space="preserve">Machine learning uses the same replacement</w:delText>
-        </w:r>
-      </w:del>
-      <w:del w:id="91" w:author="PR Preview" w:date="2026-01-01T00:00:00Z">
-        <w:r>
-          <w:delText xml:space="preserve"> </w:delText>
-        </w:r>
-      </w:del>
-      <w:del w:id="92" w:author="PR Preview" w:date="2026-01-01T00:00:00Z">
-        <w:r>
-          <w:delText xml:space="preserve">to turn the risk of a prediction model into its</w:delText>
-        </w:r>
-      </w:del>
-      <w:del w:id="93" w:author="PR Preview" w:date="2026-01-01T00:00:00Z">
-        <w:r>
-          <w:delText xml:space="preserve"> </w:delText>
-        </w:r>
-      </w:del>
-      <w:del w:id="94" w:author="PR Preview" w:date="2026-01-01T00:00:00Z">
-        <w:r>
-          <w:rPr>
-            <w:i/>
-            <w:iCs/>
-          </w:rPr>
-          <w:delText xml:space="preserve">empirical risk</w:delText>
-        </w:r>
-      </w:del>
-      <w:del w:id="95" w:author="PR Preview" w:date="2026-01-01T00:00:00Z">
-        <w:r>
-          <w:delText xml:space="preserve">.</w:delText>
-        </w:r>
-      </w:del>
+      <w:r>
+        <w:t xml:space="preserve">Because it needs only the data in hand,</w:t>
+      </w:r>
+      <w:r>
+        <w:t xml:space="preserve"> </w:t>
+      </w:r>
+      <w:r>
+        <w:t xml:space="preserve">an empirical quantity can always be computed,</w:t>
+      </w:r>
+      <w:r>
+        <w:t xml:space="preserve"> </w:t>
+      </w:r>
+      <w:r>
+        <w:t xml:space="preserve">and it serves as an estimate of the population quantity it mimics.</w:t>
+      </w:r>
+      <w:r>
+        <w:t xml:space="preserve"> </w:t>
+      </w:r>
+      <w:r>
+        <w:t xml:space="preserve">The bootstrap rests on this replacement:</w:t>
+      </w:r>
+      <w:r>
+        <w:t xml:space="preserve"> </w:t>
+      </w:r>
+      <w:r>
+        <w:t xml:space="preserve">it estimates the variability of a statistic</w:t>
+      </w:r>
+      <w:r>
+        <w:t xml:space="preserve"> </w:t>
+      </w:r>
+      <w:r>
+        <w:t xml:space="preserve">by sampling from the empirical distribution</w:t>
+      </w:r>
+      <w:r>
+        <w:t xml:space="preserve"> </w:t>
+      </w:r>
+      <w:r>
+        <w:t xml:space="preserve">(Hastie et al. 2009, sec. 7.11, p. 250; Efron and Tibshirani 1993)</w:t>
+      </w:r>
+      <w:r>
+        <w:t xml:space="preserve">.</w:t>
+      </w:r>
     </w:p>
-    <w:p>
-      <w:pPr>
-        <w:pStyle w:val="BodyText"/>
-      </w:pPr>
-      <w:del w:id="96" w:author="PR Preview" w:date="2026-01-01T00:00:00Z">
-        <w:r>
-          <w:delText xml:space="preserve">Because it needs only the data in hand,</w:delText>
-        </w:r>
-      </w:del>
-      <w:del w:id="97" w:author="PR Preview" w:date="2026-01-01T00:00:00Z">
-        <w:r>
-          <w:delText xml:space="preserve"> </w:delText>
-        </w:r>
-      </w:del>
-      <w:del w:id="98" w:author="PR Preview" w:date="2026-01-01T00:00:00Z">
-        <w:r>
-          <w:delText xml:space="preserve">an empirical quantity can always be computed,</w:delText>
-        </w:r>
-      </w:del>
-      <w:del w:id="99" w:author="PR Preview" w:date="2026-01-01T00:00:00Z">
-        <w:r>
-          <w:delText xml:space="preserve"> </w:delText>
-        </w:r>
-      </w:del>
-      <w:del w:id="100" w:author="PR Preview" w:date="2026-01-01T00:00:00Z">
-        <w:r>
-          <w:delText xml:space="preserve">and it serves as an estimate of the population quantity it mimics.</w:delText>
-        </w:r>
-      </w:del>
-      <w:del w:id="101" w:author="PR Preview" w:date="2026-01-01T00:00:00Z">
-        <w:r>
-          <w:delText xml:space="preserve"> </w:delText>
-        </w:r>
-      </w:del>
-      <w:del w:id="102" w:author="PR Preview" w:date="2026-01-01T00:00:00Z">
-        <w:r>
-          <w:delText xml:space="preserve">The bootstrap rests on this replacement:</w:delText>
-        </w:r>
-      </w:del>
-      <w:del w:id="103" w:author="PR Preview" w:date="2026-01-01T00:00:00Z">
-        <w:r>
-          <w:delText xml:space="preserve"> </w:delText>
-        </w:r>
-      </w:del>
-      <w:del w:id="104" w:author="PR Preview" w:date="2026-01-01T00:00:00Z">
-        <w:r>
-          <w:delText xml:space="preserve">it estimates the variability of a statistic</w:delText>
-        </w:r>
-      </w:del>
-      <w:del w:id="105" w:author="PR Preview" w:date="2026-01-01T00:00:00Z">
-        <w:r>
-          <w:delText xml:space="preserve"> </w:delText>
-        </w:r>
-      </w:del>
-      <w:del w:id="106" w:author="PR Preview" w:date="2026-01-01T00:00:00Z">
-        <w:r>
-          <w:delText xml:space="preserve">by sampling from the empirical distribution</w:delText>
-        </w:r>
-      </w:del>
-      <w:del w:id="107" w:author="PR Preview" w:date="2026-01-01T00:00:00Z">
-        <w:r>
-          <w:delText xml:space="preserve"> </w:delText>
-        </w:r>
-      </w:del>
-      <w:del w:id="108" w:author="PR Preview" w:date="2026-01-01T00:00:00Z">
-        <w:r>
-          <w:delText xml:space="preserve">(Hastie et al. 2009, sec. 7.11, p. 250; Efron and Tibshirani 1993)</w:delText>
-        </w:r>
-      </w:del>
-      <w:del w:id="109" w:author="PR Preview" w:date="2026-01-01T00:00:00Z">
-        <w:r>
-          <w:delText xml:space="preserve">.</w:delText>
-        </w:r>
-      </w:del>
-    </w:p>
+    <w:bookmarkEnd w:id="14"/>
+    <w:bookmarkStart w:id="18" w:name="empirical-cdf"/>
     <w:p>
       <w:pPr>
         <w:pStyle w:val="Heading2"/>
       </w:pPr>
-      <w:del w:id="110" w:author="PR Preview" w:date="2026-01-01T00:00:00Z">
-        <w:r>
-          <w:delText xml:space="preserve">2 Empirical CDF</w:delText>
-        </w:r>
-      </w:del>
+      <w:r>
+        <w:t xml:space="preserve">2 Empirical CDF</w:t>
+      </w:r>
     </w:p>
+    <w:bookmarkStart w:id="16" w:name="def-empirical-cdf"/>
     <w:p>
       <w:pPr>
         <w:pStyle w:val="FirstParagraph"/>
       </w:pPr>
-      <w:del w:id="111" w:author="PR Preview" w:date="2026-01-01T00:00:00Z">
-        <w:r>
-          <w:rPr>
-            <w:b/>
-            <w:bCs/>
-          </w:rPr>
-          <w:delText xml:space="preserve">Definition 2 (Empirical CDF)</w:delText>
-        </w:r>
-      </w:del>
-      <w:del w:id="112" w:author="PR Preview" w:date="2026-01-01T00:00:00Z">
-        <w:r>
-          <w:delText xml:space="preserve"> </w:delText>
-        </w:r>
-      </w:del>
-      <w:del w:id="113" w:author="PR Preview" w:date="2026-01-01T00:00:00Z">
-        <w:r>
-          <w:delText xml:space="preserve">For observed values</w:delText>
-        </w:r>
-      </w:del>
-      <w:del w:id="114" w:author="PR Preview" w:date="2026-01-01T00:00:00Z">
-        <w:r>
-          <w:delText xml:space="preserve"> </w:delText>
-        </w:r>
-      </w:del>
+      <w:r>
+        <w:rPr>
+          <w:b/>
+          <w:bCs/>
+        </w:rPr>
+        <w:t xml:space="preserve">Definition 2 (Empirical CDF)</w:t>
+      </w:r>
+      <w:r>
+        <w:t xml:space="preserve"> </w:t>
+      </w:r>
+      <w:r>
+        <w:t xml:space="preserve">For observed values</w:t>
+      </w:r>
+      <w:r>
+        <w:t xml:space="preserve"> </w:t>
+      </w:r>
       <m:oMath>
         <m:sSub>
           <m:e>
@@ -1000,282 +792,84 @@
           </m:sub>
         </m:sSub>
       </m:oMath>
-      <w:del w:id="115" w:author="PR Preview" w:date="2026-01-01T00:00:00Z">
-        <w:r>
-          <w:delText xml:space="preserve">,</w:delText>
-        </w:r>
-      </w:del>
-      <w:del w:id="116" w:author="PR Preview" w:date="2026-01-01T00:00:00Z">
-        <w:r>
-          <w:delText xml:space="preserve"> </w:delText>
-        </w:r>
-      </w:del>
-      <w:del w:id="117" w:author="PR Preview" w:date="2026-01-01T00:00:00Z">
-        <w:r>
-          <w:delText xml:space="preserve">the</w:delText>
-        </w:r>
-      </w:del>
-      <w:del w:id="118" w:author="PR Preview" w:date="2026-01-01T00:00:00Z">
-        <w:r>
-          <w:delText xml:space="preserve"> </w:delText>
-        </w:r>
-      </w:del>
-      <w:del w:id="119" w:author="PR Preview" w:date="2026-01-01T00:00:00Z">
+      <w:r>
+        <w:t xml:space="preserve">,</w:t>
+      </w:r>
+      <w:r>
+        <w:t xml:space="preserve"> </w:t>
+      </w:r>
+      <w:r>
+        <w:t xml:space="preserve">the</w:t>
+      </w:r>
+      <w:r>
+        <w:t xml:space="preserve"> </w:t>
+      </w:r>
+      <w:r>
+        <w:rPr>
+          <w:b/>
+          <w:bCs/>
+        </w:rPr>
+        <w:t xml:space="preserve">empirical cumulative distribution function</w:t>
+      </w:r>
+      <w:r>
+        <w:t xml:space="preserve"> </w:t>
+      </w:r>
+      <w:r>
+        <w:t xml:space="preserve">(</w:t>
+      </w:r>
+      <w:r>
+        <w:rPr>
+          <w:b/>
+          <w:bCs/>
+        </w:rPr>
+        <w:t xml:space="preserve">empirical CDF</w:t>
+      </w:r>
+      <w:r>
+        <w:t xml:space="preserve">)</w:t>
+      </w:r>
+      <w:r>
+        <w:t xml:space="preserve"> </w:t>
+      </w:r>
+      <w:r>
+        <w:t xml:space="preserve">is the</w:t>
+      </w:r>
+      <w:r>
+        <w:t xml:space="preserve"> </w:t>
+      </w:r>
+      <w:hyperlink r:id="rId15">
         <w:r>
           <w:rPr>
-            <w:b/>
-            <w:bCs/>
+            <w:rStyle w:val="Hyperlink"/>
           </w:rPr>
-          <w:delText xml:space="preserve">empirical cumulative distribution function</w:delText>
+          <w:t xml:space="preserve">CDF</w:t>
         </w:r>
-      </w:del>
-      <w:del w:id="120" w:author="PR Preview" w:date="2026-01-01T00:00:00Z">
-        <w:r>
-          <w:delText xml:space="preserve"> </w:delText>
-        </w:r>
-      </w:del>
-      <w:del w:id="121" w:author="PR Preview" w:date="2026-01-01T00:00:00Z">
-        <w:r>
-          <w:delText xml:space="preserve">(</w:delText>
-        </w:r>
-      </w:del>
-      <w:del w:id="122" w:author="PR Preview" w:date="2026-01-01T00:00:00Z">
+      </w:hyperlink>
+      <w:r>
+        <w:t xml:space="preserve"> </w:t>
+      </w:r>
+      <w:r>
+        <w:t xml:space="preserve">of the</w:t>
+      </w:r>
+      <w:r>
+        <w:t xml:space="preserve"> </w:t>
+      </w:r>
+      <w:hyperlink w:anchor="def-empirical-distribution">
         <w:r>
           <w:rPr>
-            <w:b/>
-            <w:bCs/>
+            <w:rStyle w:val="Hyperlink"/>
           </w:rPr>
-          <w:delText xml:space="preserve">empirical CDF</w:delText>
+          <w:t xml:space="preserve">empirical distribution</w:t>
         </w:r>
-      </w:del>
-      <w:del w:id="123" w:author="PR Preview" w:date="2026-01-01T00:00:00Z">
-        <w:r>
-          <w:delText xml:space="preserve">)</w:delText>
-        </w:r>
-      </w:del>
-      <w:del w:id="124" w:author="PR Preview" w:date="2026-01-01T00:00:00Z">
-        <w:r>
-          <w:delText xml:space="preserve"> </w:delText>
-        </w:r>
-      </w:del>
-      <w:del w:id="125" w:author="PR Preview" w:date="2026-01-01T00:00:00Z">
-        <w:r>
-          <w:delText xml:space="preserve">is the</w:delText>
-        </w:r>
-      </w:del>
-      <w:del w:id="126" w:author="PR Preview" w:date="2026-01-01T00:00:00Z">
-        <w:r>
-          <w:delText xml:space="preserve"> </w:delText>
-        </w:r>
-      </w:del>
-      <w:hyperlink r:id="rId17">
-        <w:del w:id="127" w:author="PR Preview" w:date="2026-01-01T00:00:00Z">
-          <w:r>
-            <w:rPr>
-              <w:rStyle w:val="Hyperlink"/>
-            </w:rPr>
-            <w:delText xml:space="preserve">CDF</w:delText>
-          </w:r>
-        </w:del>
       </w:hyperlink>
-      <w:del w:id="128" w:author="PR Preview" w:date="2026-01-01T00:00:00Z">
-        <w:r>
-          <w:delText xml:space="preserve"> </w:delText>
-        </w:r>
-      </w:del>
-      <w:del w:id="129" w:author="PR Preview" w:date="2026-01-01T00:00:00Z">
-        <w:r>
-          <w:delText xml:space="preserve">of the</w:delText>
-        </w:r>
-      </w:del>
-      <w:del w:id="130" w:author="PR Preview" w:date="2026-01-01T00:00:00Z">
-        <w:r>
-          <w:delText xml:space="preserve"> </w:delText>
-        </w:r>
-      </w:del>
-      <w:hyperlink w:anchor="def-empirical-distribution">
-        <w:del w:id="131" w:author="PR Preview" w:date="2026-01-01T00:00:00Z">
-          <w:r>
-            <w:rPr>
-              <w:rStyle w:val="Hyperlink"/>
-            </w:rPr>
-            <w:delText xml:space="preserve">empirical distribution</w:delText>
-          </w:r>
-        </w:del>
-      </w:hyperlink>
-      <w:del w:id="132" w:author="PR Preview" w:date="2026-01-01T00:00:00Z">
-        <w:r>
-          <w:delText xml:space="preserve">,</w:delText>
-        </w:r>
-      </w:del>
-      <w:del w:id="133" w:author="PR Preview" w:date="2026-01-01T00:00:00Z">
-        <w:r>
-          <w:delText xml:space="preserve"> </w:delText>
-        </w:r>
-      </w:del>
-      <w:del w:id="134" w:author="PR Preview" w:date="2026-01-01T00:00:00Z">
-        <w:r>
-          <w:delText xml:space="preserve">the function</w:delText>
-        </w:r>
-      </w:del>
-    </w:p>
-    <w:p>
-      <w:pPr>
-        <w:pStyle w:val="Date"/>
-      </w:pPr>
-      <w:ins w:id="135" w:author="PR Preview" w:date="2026-01-01T00:00:00Z">
-        <w:r>
-          <w:t xml:space="preserve">Last modified: 2026-10-15 01:39:49 (PDT)</w:t>
-        </w:r>
-      </w:ins>
-    </w:p>
-    <w:bookmarkStart w:id="11" w:name="empirical-cdf"/>
-    <w:p>
-      <w:pPr>
-        <w:pStyle w:val="Heading2"/>
-      </w:pPr>
-      <w:ins w:id="136" w:author="PR Preview" w:date="2026-01-01T00:00:00Z">
-        <w:r>
-          <w:t xml:space="preserve">1 Empirical CDF</w:t>
-        </w:r>
-      </w:ins>
-    </w:p>
-    <w:bookmarkStart w:id="9" w:name="def-empirical-cdf"/>
-    <w:p>
-      <w:pPr>
-        <w:pStyle w:val="FirstParagraph"/>
-      </w:pPr>
-      <w:ins w:id="137" w:author="PR Preview" w:date="2026-01-01T00:00:00Z">
-        <w:r>
-          <w:rPr>
-            <w:b/>
-            <w:bCs/>
-          </w:rPr>
-          <w:t xml:space="preserve">Definition 1 (Empirical CDF)</w:t>
-        </w:r>
-      </w:ins>
-      <w:ins w:id="138" w:author="PR Preview" w:date="2026-01-01T00:00:00Z">
-        <w:r>
-          <w:t xml:space="preserve"> </w:t>
-        </w:r>
-      </w:ins>
-      <w:ins w:id="139" w:author="PR Preview" w:date="2026-01-01T00:00:00Z">
-        <w:r>
-          <w:t xml:space="preserve">For observed values</w:t>
-        </w:r>
-      </w:ins>
-      <w:ins w:id="140" w:author="PR Preview" w:date="2026-01-01T00:00:00Z">
-        <w:r>
-          <w:t xml:space="preserve"> </w:t>
-        </w:r>
-      </w:ins>
-      <m:oMath>
-        <m:sSub>
-          <m:e>
-            <m:r>
-              <m:t>x</m:t>
-            </m:r>
-          </m:e>
-          <m:sub>
-            <m:r>
-              <m:t>1</m:t>
-            </m:r>
-          </m:sub>
-        </m:sSub>
-        <m:r>
-          <m:rPr>
-            <m:sty m:val="p"/>
-          </m:rPr>
-          <m:t>,</m:t>
-        </m:r>
-        <m:r>
-          <m:rPr>
-            <m:sty m:val="p"/>
-          </m:rPr>
-          <m:t>…</m:t>
-        </m:r>
-        <m:r>
-          <m:rPr>
-            <m:sty m:val="p"/>
-          </m:rPr>
-          <m:t>,</m:t>
-        </m:r>
-        <m:sSub>
-          <m:e>
-            <m:r>
-              <m:t>x</m:t>
-            </m:r>
-          </m:e>
-          <m:sub>
-            <m:r>
-              <m:t>n</m:t>
-            </m:r>
-          </m:sub>
-        </m:sSub>
-      </m:oMath>
-      <w:ins w:id="141" w:author="PR Preview" w:date="2026-01-01T00:00:00Z">
-        <w:r>
-          <w:t xml:space="preserve">,</w:t>
-        </w:r>
-      </w:ins>
-      <w:ins w:id="142" w:author="PR Preview" w:date="2026-01-01T00:00:00Z">
-        <w:r>
-          <w:t xml:space="preserve"> </w:t>
-        </w:r>
-      </w:ins>
-      <w:ins w:id="143" w:author="PR Preview" w:date="2026-01-01T00:00:00Z">
-        <w:r>
-          <w:t xml:space="preserve">the</w:t>
-        </w:r>
-      </w:ins>
-      <w:ins w:id="144" w:author="PR Preview" w:date="2026-01-01T00:00:00Z">
-        <w:r>
-          <w:t xml:space="preserve"> </w:t>
-        </w:r>
-      </w:ins>
-      <w:ins w:id="145" w:author="PR Preview" w:date="2026-01-01T00:00:00Z">
-        <w:r>
-          <w:rPr>
-            <w:b/>
-            <w:bCs/>
-          </w:rPr>
-          <w:t xml:space="preserve">empirical cumulative distribution function</w:t>
-        </w:r>
-      </w:ins>
-      <w:ins w:id="146" w:author="PR Preview" w:date="2026-01-01T00:00:00Z">
-        <w:r>
-          <w:t xml:space="preserve"> </w:t>
-        </w:r>
-      </w:ins>
-      <w:ins w:id="147" w:author="PR Preview" w:date="2026-01-01T00:00:00Z">
-        <w:r>
-          <w:t xml:space="preserve">(</w:t>
-        </w:r>
-      </w:ins>
-      <w:ins w:id="148" w:author="PR Preview" w:date="2026-01-01T00:00:00Z">
-        <w:r>
-          <w:rPr>
-            <w:b/>
-            <w:bCs/>
-          </w:rPr>
-          <w:t xml:space="preserve">empirical CDF</w:t>
-        </w:r>
-      </w:ins>
-      <w:ins w:id="149" w:author="PR Preview" w:date="2026-01-01T00:00:00Z">
-        <w:r>
-          <w:t xml:space="preserve">)</w:t>
-        </w:r>
-      </w:ins>
-      <w:ins w:id="150" w:author="PR Preview" w:date="2026-01-01T00:00:00Z">
-        <w:r>
-          <w:t xml:space="preserve"> </w:t>
-        </w:r>
-      </w:ins>
-      <w:ins w:id="151" w:author="PR Preview" w:date="2026-01-01T00:00:00Z">
-        <w:r>
-          <w:t xml:space="preserve">is the function</w:t>
-        </w:r>
-      </w:ins>
+      <w:r>
+        <w:t xml:space="preserve">,</w:t>
+      </w:r>
+      <w:r>
+        <w:t xml:space="preserve"> </w:t>
+      </w:r>
+      <w:r>
+        <w:t xml:space="preserve">the function</w:t>
+      </w:r>
     </w:p>
     <w:p>
       <w:pPr>
@@ -1286,30 +880,30 @@
           <m:jc m:val="center"/>
         </m:oMathParaPr>
         <m:oMath>
-          <m:acc>
-            <m:accPr>
-              <m:chr m:val="̂"/>
-            </m:accPr>
-            <m:e>
-              <m:r>
-                <m:t>F</m:t>
-              </m:r>
-            </m:e>
-          </m:acc>
           <m:r>
             <m:rPr>
               <m:sty m:val="p"/>
             </m:rPr>
-            <m:t>(</m:t>
+            <m:t/>
           </m:r>
           <m:r>
-            <m:t>t</m:t>
+            <m:t>​</m:t>
           </m:r>
+          <m:d>
+            <m:dPr>
+              <m:begChr m:val="("/>
+              <m:sepChr m:val=""/>
+              <m:endChr m:val=")"/>
+              <m:grow/>
+            </m:dPr>
+            <m:e>
+              <m:r>
+                <m:t>t</m:t>
+              </m:r>
+            </m:e>
+          </m:d>
           <m:r>
-            <m:rPr>
-              <m:sty m:val="p"/>
-            </m:rPr>
-            <m:t>)</m:t>
+            <m:t>​</m:t>
           </m:r>
           <m:limUpp>
             <m:e>
@@ -1577,36 +1171,28 @@
         <w:t xml:space="preserve">otherwise.</w:t>
       </w:r>
     </w:p>
-    <w:bookmarkEnd w:id="9"/>
-    <w:bookmarkStart w:id="10" w:name="exm-empirical-cdf"/>
+    <w:bookmarkEnd w:id="16"/>
+    <w:bookmarkStart w:id="17" w:name="exm-empirical-cdf"/>
     <w:p>
       <w:pPr>
         <w:pStyle w:val="BodyText"/>
       </w:pPr>
-      <w:del w:id="152" w:author="PR Preview" w:date="2026-01-01T00:00:00Z">
-        <w:r>
-          <w:rPr>
-            <w:b/>
-            <w:bCs/>
-          </w:rPr>
-          <w:delText xml:space="preserve">Example 2 (Numerical example: empirical CDF)</w:delText>
-        </w:r>
-      </w:del>
-      <w:del w:id="153" w:author="PR Preview" w:date="2026-01-01T00:00:00Z">
-        <w:r>
-          <w:delText xml:space="preserve"> </w:delText>
-        </w:r>
-      </w:del>
-      <w:del w:id="154" w:author="PR Preview" w:date="2026-01-01T00:00:00Z">
-        <w:r>
-          <w:delText xml:space="preserve">Suppose the observed values are</w:delText>
-        </w:r>
-      </w:del>
-      <w:del w:id="155" w:author="PR Preview" w:date="2026-01-01T00:00:00Z">
-        <w:r>
-          <w:delText xml:space="preserve"> </w:delText>
-        </w:r>
-      </w:del>
+      <w:r>
+        <w:rPr>
+          <w:b/>
+          <w:bCs/>
+        </w:rPr>
+        <w:t xml:space="preserve">Example 2 (Numerical example: empirical CDF)</w:t>
+      </w:r>
+      <w:r>
+        <w:t xml:space="preserve"> </w:t>
+      </w:r>
+      <w:r>
+        <w:t xml:space="preserve">Suppose the observed values are</w:t>
+      </w:r>
+      <w:r>
+        <w:t xml:space="preserve"> </w:t>
+      </w:r>
       <m:oMath>
         <m:r>
           <m:t>4</m:t>
@@ -1639,16 +1225,12 @@
           <m:t>3</m:t>
         </m:r>
       </m:oMath>
-      <w:del w:id="156" w:author="PR Preview" w:date="2026-01-01T00:00:00Z">
-        <w:r>
-          <w:delText xml:space="preserve">, so</w:delText>
-        </w:r>
-      </w:del>
-      <w:del w:id="157" w:author="PR Preview" w:date="2026-01-01T00:00:00Z">
-        <w:r>
-          <w:delText xml:space="preserve"> </w:delText>
-        </w:r>
-      </w:del>
+      <w:r>
+        <w:t xml:space="preserve">, so</w:t>
+      </w:r>
+      <w:r>
+        <w:t xml:space="preserve"> </w:t>
+      </w:r>
       <m:oMath>
         <m:r>
           <m:t>n</m:t>
@@ -1663,121 +1245,15 @@
           <m:t>4</m:t>
         </m:r>
       </m:oMath>
-      <w:del w:id="158" w:author="PR Preview" w:date="2026-01-01T00:00:00Z">
-        <w:r>
-          <w:delText xml:space="preserve">.</w:delText>
-        </w:r>
-      </w:del>
-      <w:del w:id="159" w:author="PR Preview" w:date="2026-01-01T00:00:00Z">
-        <w:r>
-          <w:delText xml:space="preserve"> </w:delText>
-        </w:r>
-      </w:del>
-      <w:del w:id="160" w:author="PR Preview" w:date="2026-01-01T00:00:00Z">
-        <w:r>
-          <w:delText xml:space="preserve">Two of the four values (1 and 3) are at most 3.5, so:</w:delText>
-        </w:r>
-      </w:del>
-    </w:p>
-    <w:p>
-      <w:pPr>
-        <w:pStyle w:val="BodyText"/>
-      </w:pPr>
-      <w:ins w:id="161" w:author="PR Preview" w:date="2026-01-01T00:00:00Z">
-        <w:r>
-          <w:rPr>
-            <w:b/>
-            <w:bCs/>
-          </w:rPr>
-          <w:t xml:space="preserve">Example 1 (Numerical example: empirical CDF)</w:t>
-        </w:r>
-      </w:ins>
-      <w:ins w:id="162" w:author="PR Preview" w:date="2026-01-01T00:00:00Z">
-        <w:r>
-          <w:t xml:space="preserve"> </w:t>
-        </w:r>
-      </w:ins>
-      <w:ins w:id="163" w:author="PR Preview" w:date="2026-01-01T00:00:00Z">
-        <w:r>
-          <w:t xml:space="preserve">Suppose the observed values are</w:t>
-        </w:r>
-      </w:ins>
-      <w:ins w:id="164" w:author="PR Preview" w:date="2026-01-01T00:00:00Z">
-        <w:r>
-          <w:t xml:space="preserve"> </w:t>
-        </w:r>
-      </w:ins>
-      <m:oMath>
-        <m:r>
-          <m:t>4</m:t>
-        </m:r>
-        <m:r>
-          <m:rPr>
-            <m:sty m:val="p"/>
-          </m:rPr>
-          <m:t>,</m:t>
-        </m:r>
-        <m:r>
-          <m:t>1</m:t>
-        </m:r>
-        <m:r>
-          <m:rPr>
-            <m:sty m:val="p"/>
-          </m:rPr>
-          <m:t>,</m:t>
-        </m:r>
-        <m:r>
-          <m:t>7</m:t>
-        </m:r>
-        <m:r>
-          <m:rPr>
-            <m:sty m:val="p"/>
-          </m:rPr>
-          <m:t>,</m:t>
-        </m:r>
-        <m:r>
-          <m:t>3</m:t>
-        </m:r>
-      </m:oMath>
-      <w:ins w:id="165" w:author="PR Preview" w:date="2026-01-01T00:00:00Z">
-        <w:r>
-          <w:t xml:space="preserve">, so</w:t>
-        </w:r>
-      </w:ins>
-      <w:ins w:id="166" w:author="PR Preview" w:date="2026-01-01T00:00:00Z">
-        <w:r>
-          <w:t xml:space="preserve"> </w:t>
-        </w:r>
-      </w:ins>
-      <m:oMath>
-        <m:r>
-          <m:t>n</m:t>
-        </m:r>
-        <m:r>
-          <m:rPr>
-            <m:sty m:val="p"/>
-          </m:rPr>
-          <m:t>=</m:t>
-        </m:r>
-        <m:r>
-          <m:t>4</m:t>
-        </m:r>
-      </m:oMath>
-      <w:ins w:id="167" w:author="PR Preview" w:date="2026-01-01T00:00:00Z">
-        <w:r>
-          <w:t xml:space="preserve">.</w:t>
-        </w:r>
-      </w:ins>
-      <w:ins w:id="168" w:author="PR Preview" w:date="2026-01-01T00:00:00Z">
-        <w:r>
-          <w:t xml:space="preserve"> </w:t>
-        </w:r>
-      </w:ins>
-      <w:ins w:id="169" w:author="PR Preview" w:date="2026-01-01T00:00:00Z">
-        <w:r>
-          <w:t xml:space="preserve">Two of the four values (1 and 3) are at most 3.5, so:</w:t>
-        </w:r>
-      </w:ins>
+      <w:r>
+        <w:t xml:space="preserve">.</w:t>
+      </w:r>
+      <w:r>
+        <w:t xml:space="preserve"> </w:t>
+      </w:r>
+      <w:r>
+        <w:t xml:space="preserve">Two of the four values (1 and 3) are at most 3.5, so:</w:t>
+      </w:r>
     </w:p>
     <w:p>
       <w:pPr>
@@ -2222,47 +1698,38 @@
         <w:t xml:space="preserve">, because every value is at most 7.</w:t>
       </w:r>
     </w:p>
-    <w:bookmarkEnd w:id="10"/>
-    <w:bookmarkEnd w:id="11"/>
-    <w:bookmarkStart w:id="14" w:name="order-statistics"/>
+    <w:bookmarkEnd w:id="17"/>
+    <w:bookmarkEnd w:id="18"/>
+    <w:bookmarkStart w:id="21" w:name="order-statistics"/>
     <w:p>
       <w:pPr>
         <w:pStyle w:val="Heading2"/>
       </w:pPr>
-      <w:del w:id="170" w:author="PR Preview" w:date="2026-01-01T00:00:00Z">
-        <w:r>
-          <w:delText xml:space="preserve">3 Order statistics</w:delText>
-        </w:r>
-      </w:del>
+      <w:r>
+        <w:t xml:space="preserve">3 Order statistics</w:t>
+      </w:r>
     </w:p>
+    <w:bookmarkStart w:id="19" w:name="def-order-statistics"/>
     <w:p>
       <w:pPr>
         <w:pStyle w:val="FirstParagraph"/>
       </w:pPr>
-      <w:del w:id="171" w:author="PR Preview" w:date="2026-01-01T00:00:00Z">
-        <w:r>
-          <w:rPr>
-            <w:b/>
-            <w:bCs/>
-          </w:rPr>
-          <w:delText xml:space="preserve">Definition 3 (Order statistics)</w:delText>
-        </w:r>
-      </w:del>
-      <w:del w:id="172" w:author="PR Preview" w:date="2026-01-01T00:00:00Z">
-        <w:r>
-          <w:delText xml:space="preserve"> </w:delText>
-        </w:r>
-      </w:del>
-      <w:del w:id="173" w:author="PR Preview" w:date="2026-01-01T00:00:00Z">
-        <w:r>
-          <w:delText xml:space="preserve">For observed values</w:delText>
-        </w:r>
-      </w:del>
-      <w:del w:id="174" w:author="PR Preview" w:date="2026-01-01T00:00:00Z">
-        <w:r>
-          <w:delText xml:space="preserve"> </w:delText>
-        </w:r>
-      </w:del>
+      <w:r>
+        <w:rPr>
+          <w:b/>
+          <w:bCs/>
+        </w:rPr>
+        <w:t xml:space="preserve">Definition 3 (Order statistics)</w:t>
+      </w:r>
+      <w:r>
+        <w:t xml:space="preserve"> </w:t>
+      </w:r>
+      <w:r>
+        <w:t xml:space="preserve">For observed values</w:t>
+      </w:r>
+      <w:r>
+        <w:t xml:space="preserve"> </w:t>
+      </w:r>
       <m:oMath>
         <m:sSub>
           <m:e>
@@ -2307,188 +1774,37 @@
           </m:sub>
         </m:sSub>
       </m:oMath>
-      <w:del w:id="175" w:author="PR Preview" w:date="2026-01-01T00:00:00Z">
-        <w:r>
-          <w:delText xml:space="preserve">,</w:delText>
-        </w:r>
-      </w:del>
-      <w:del w:id="176" w:author="PR Preview" w:date="2026-01-01T00:00:00Z">
-        <w:r>
-          <w:delText xml:space="preserve"> </w:delText>
-        </w:r>
-      </w:del>
-      <w:del w:id="177" w:author="PR Preview" w:date="2026-01-01T00:00:00Z">
-        <w:r>
-          <w:delText xml:space="preserve">the</w:delText>
-        </w:r>
-      </w:del>
-      <w:del w:id="178" w:author="PR Preview" w:date="2026-01-01T00:00:00Z">
-        <w:r>
-          <w:delText xml:space="preserve"> </w:delText>
-        </w:r>
-      </w:del>
-      <w:del w:id="179" w:author="PR Preview" w:date="2026-01-01T00:00:00Z">
-        <w:r>
-          <w:rPr>
-            <w:b/>
-            <w:bCs/>
-          </w:rPr>
-          <w:delText xml:space="preserve">order statistics</w:delText>
-        </w:r>
-      </w:del>
-      <w:del w:id="180" w:author="PR Preview" w:date="2026-01-01T00:00:00Z">
-        <w:r>
-          <w:delText xml:space="preserve"> </w:delText>
-        </w:r>
-      </w:del>
-      <w:del w:id="181" w:author="PR Preview" w:date="2026-01-01T00:00:00Z">
-        <w:r>
-          <w:delText xml:space="preserve">are the same values sorted in increasing order,</w:delText>
-        </w:r>
-      </w:del>
-      <w:del w:id="182" w:author="PR Preview" w:date="2026-01-01T00:00:00Z">
-        <w:r>
-          <w:delText xml:space="preserve"> </w:delText>
-        </w:r>
-      </w:del>
-      <w:del w:id="183" w:author="PR Preview" w:date="2026-01-01T00:00:00Z">
-        <w:r>
-          <w:delText xml:space="preserve">written</w:delText>
-        </w:r>
-      </w:del>
-    </w:p>
-    <w:p>
-      <w:pPr>
-        <w:pStyle w:val="Heading2"/>
-      </w:pPr>
-      <w:ins w:id="184" w:author="PR Preview" w:date="2026-01-01T00:00:00Z">
-        <w:r>
-          <w:t xml:space="preserve">2 Order statistics</w:t>
-        </w:r>
-      </w:ins>
-    </w:p>
-    <w:bookmarkStart w:id="12" w:name="def-order-statistics"/>
-    <w:p>
-      <w:pPr>
-        <w:pStyle w:val="FirstParagraph"/>
-      </w:pPr>
-      <w:ins w:id="185" w:author="PR Preview" w:date="2026-01-01T00:00:00Z">
-        <w:r>
-          <w:rPr>
-            <w:b/>
-            <w:bCs/>
-          </w:rPr>
-          <w:t xml:space="preserve">Definition 2 (Order statistics)</w:t>
-        </w:r>
-      </w:ins>
-      <w:ins w:id="186" w:author="PR Preview" w:date="2026-01-01T00:00:00Z">
-        <w:r>
-          <w:t xml:space="preserve"> </w:t>
-        </w:r>
-      </w:ins>
-      <w:ins w:id="187" w:author="PR Preview" w:date="2026-01-01T00:00:00Z">
-        <w:r>
-          <w:t xml:space="preserve">For observed values</w:t>
-        </w:r>
-      </w:ins>
-      <w:ins w:id="188" w:author="PR Preview" w:date="2026-01-01T00:00:00Z">
-        <w:r>
-          <w:t xml:space="preserve"> </w:t>
-        </w:r>
-      </w:ins>
-      <m:oMath>
-        <m:sSub>
-          <m:e>
-            <m:r>
-              <m:t>x</m:t>
-            </m:r>
-          </m:e>
-          <m:sub>
-            <m:r>
-              <m:t>1</m:t>
-            </m:r>
-          </m:sub>
-        </m:sSub>
-        <m:r>
-          <m:rPr>
-            <m:sty m:val="p"/>
-          </m:rPr>
-          <m:t>,</m:t>
-        </m:r>
-        <m:r>
-          <m:rPr>
-            <m:sty m:val="p"/>
-          </m:rPr>
-          <m:t>…</m:t>
-        </m:r>
-        <m:r>
-          <m:rPr>
-            <m:sty m:val="p"/>
-          </m:rPr>
-          <m:t>,</m:t>
-        </m:r>
-        <m:sSub>
-          <m:e>
-            <m:r>
-              <m:t>x</m:t>
-            </m:r>
-          </m:e>
-          <m:sub>
-            <m:r>
-              <m:t>n</m:t>
-            </m:r>
-          </m:sub>
-        </m:sSub>
-      </m:oMath>
-      <w:ins w:id="189" w:author="PR Preview" w:date="2026-01-01T00:00:00Z">
-        <w:r>
-          <w:t xml:space="preserve">,</w:t>
-        </w:r>
-      </w:ins>
-      <w:ins w:id="190" w:author="PR Preview" w:date="2026-01-01T00:00:00Z">
-        <w:r>
-          <w:t xml:space="preserve"> </w:t>
-        </w:r>
-      </w:ins>
-      <w:ins w:id="191" w:author="PR Preview" w:date="2026-01-01T00:00:00Z">
-        <w:r>
-          <w:t xml:space="preserve">the</w:t>
-        </w:r>
-      </w:ins>
-      <w:ins w:id="192" w:author="PR Preview" w:date="2026-01-01T00:00:00Z">
-        <w:r>
-          <w:t xml:space="preserve"> </w:t>
-        </w:r>
-      </w:ins>
-      <w:ins w:id="193" w:author="PR Preview" w:date="2026-01-01T00:00:00Z">
-        <w:r>
-          <w:rPr>
-            <w:b/>
-            <w:bCs/>
-          </w:rPr>
-          <w:t xml:space="preserve">order statistics</w:t>
-        </w:r>
-      </w:ins>
-      <w:ins w:id="194" w:author="PR Preview" w:date="2026-01-01T00:00:00Z">
-        <w:r>
-          <w:t xml:space="preserve"> </w:t>
-        </w:r>
-      </w:ins>
-      <w:ins w:id="195" w:author="PR Preview" w:date="2026-01-01T00:00:00Z">
-        <w:r>
-          <w:t xml:space="preserve">are the same values sorted in increasing order,</w:t>
-        </w:r>
-      </w:ins>
-      <w:ins w:id="196" w:author="PR Preview" w:date="2026-01-01T00:00:00Z">
-        <w:r>
-          <w:t xml:space="preserve"> </w:t>
-        </w:r>
-      </w:ins>
-      <w:ins w:id="197" w:author="PR Preview" w:date="2026-01-01T00:00:00Z">
-        <w:r>
-          <w:t xml:space="preserve">written</w:t>
-        </w:r>
-      </w:ins>
+      <w:r>
+        <w:t xml:space="preserve">,</w:t>
+      </w:r>
+      <w:r>
+        <w:t xml:space="preserve"> </w:t>
+      </w:r>
+      <w:r>
+        <w:t xml:space="preserve">the</w:t>
+      </w:r>
+      <w:r>
+        <w:t xml:space="preserve"> </w:t>
+      </w:r>
+      <w:r>
+        <w:rPr>
+          <w:b/>
+          <w:bCs/>
+        </w:rPr>
+        <w:t xml:space="preserve">order statistics</w:t>
+      </w:r>
+      <w:r>
+        <w:t xml:space="preserve"> </w:t>
+      </w:r>
+      <w:r>
+        <w:t xml:space="preserve">are the same values sorted in increasing order,</w:t>
+      </w:r>
+      <w:r>
+        <w:t xml:space="preserve"> </w:t>
+      </w:r>
+      <w:r>
+        <w:t xml:space="preserve">written</w:t>
+      </w:r>
     </w:p>
     <w:p>
       <w:pPr>
@@ -2682,36 +1998,28 @@
         <w:t xml:space="preserve">is the largest.</w:t>
       </w:r>
     </w:p>
-    <w:bookmarkEnd w:id="12"/>
-    <w:bookmarkStart w:id="13" w:name="exm-order-statistics"/>
+    <w:bookmarkEnd w:id="19"/>
+    <w:bookmarkStart w:id="20" w:name="exm-order-statistics"/>
     <w:p>
       <w:pPr>
         <w:pStyle w:val="BodyText"/>
       </w:pPr>
-      <w:del w:id="198" w:author="PR Preview" w:date="2026-01-01T00:00:00Z">
-        <w:r>
-          <w:rPr>
-            <w:b/>
-            <w:bCs/>
-          </w:rPr>
-          <w:delText xml:space="preserve">Example 3 (Numerical example: order statistics)</w:delText>
-        </w:r>
-      </w:del>
-      <w:del w:id="199" w:author="PR Preview" w:date="2026-01-01T00:00:00Z">
-        <w:r>
-          <w:delText xml:space="preserve"> </w:delText>
-        </w:r>
-      </w:del>
-      <w:del w:id="200" w:author="PR Preview" w:date="2026-01-01T00:00:00Z">
-        <w:r>
-          <w:delText xml:space="preserve">If the observed values are</w:delText>
-        </w:r>
-      </w:del>
-      <w:del w:id="201" w:author="PR Preview" w:date="2026-01-01T00:00:00Z">
-        <w:r>
-          <w:delText xml:space="preserve"> </w:delText>
-        </w:r>
-      </w:del>
+      <w:r>
+        <w:rPr>
+          <w:b/>
+          <w:bCs/>
+        </w:rPr>
+        <w:t xml:space="preserve">Example 3 (Numerical example: order statistics)</w:t>
+      </w:r>
+      <w:r>
+        <w:t xml:space="preserve"> </w:t>
+      </w:r>
+      <w:r>
+        <w:t xml:space="preserve">If the observed values are</w:t>
+      </w:r>
+      <w:r>
+        <w:t xml:space="preserve"> </w:t>
+      </w:r>
       <m:oMath>
         <m:r>
           <m:t>4</m:t>
@@ -2744,26 +2052,18 @@
           <m:t>3</m:t>
         </m:r>
       </m:oMath>
-      <w:del w:id="202" w:author="PR Preview" w:date="2026-01-01T00:00:00Z">
-        <w:r>
-          <w:delText xml:space="preserve">,</w:delText>
-        </w:r>
-      </w:del>
-      <w:del w:id="203" w:author="PR Preview" w:date="2026-01-01T00:00:00Z">
-        <w:r>
-          <w:delText xml:space="preserve"> </w:delText>
-        </w:r>
-      </w:del>
-      <w:del w:id="204" w:author="PR Preview" w:date="2026-01-01T00:00:00Z">
-        <w:r>
-          <w:delText xml:space="preserve">then the order statistics are</w:delText>
-        </w:r>
-      </w:del>
-      <w:del w:id="205" w:author="PR Preview" w:date="2026-01-01T00:00:00Z">
-        <w:r>
-          <w:delText xml:space="preserve"> </w:delText>
-        </w:r>
-      </w:del>
+      <w:r>
+        <w:t xml:space="preserve">,</w:t>
+      </w:r>
+      <w:r>
+        <w:t xml:space="preserve"> </w:t>
+      </w:r>
+      <w:r>
+        <w:t xml:space="preserve">then the order statistics are</w:t>
+      </w:r>
+      <w:r>
+        <w:t xml:space="preserve"> </w:t>
+      </w:r>
       <m:oMath>
         <m:sSub>
           <m:e>
@@ -2799,16 +2099,12 @@
           <m:t>1</m:t>
         </m:r>
       </m:oMath>
-      <w:del w:id="206" w:author="PR Preview" w:date="2026-01-01T00:00:00Z">
-        <w:r>
-          <w:delText xml:space="preserve">,</w:delText>
-        </w:r>
-      </w:del>
-      <w:del w:id="207" w:author="PR Preview" w:date="2026-01-01T00:00:00Z">
-        <w:r>
-          <w:delText xml:space="preserve"> </w:delText>
-        </w:r>
-      </w:del>
+      <w:r>
+        <w:t xml:space="preserve">,</w:t>
+      </w:r>
+      <w:r>
+        <w:t xml:space="preserve"> </w:t>
+      </w:r>
       <m:oMath>
         <m:sSub>
           <m:e>
@@ -2844,16 +2140,12 @@
           <m:t>3</m:t>
         </m:r>
       </m:oMath>
-      <w:del w:id="208" w:author="PR Preview" w:date="2026-01-01T00:00:00Z">
-        <w:r>
-          <w:delText xml:space="preserve">,</w:delText>
-        </w:r>
-      </w:del>
-      <w:del w:id="209" w:author="PR Preview" w:date="2026-01-01T00:00:00Z">
-        <w:r>
-          <w:delText xml:space="preserve"> </w:delText>
-        </w:r>
-      </w:del>
+      <w:r>
+        <w:t xml:space="preserve">,</w:t>
+      </w:r>
+      <w:r>
+        <w:t xml:space="preserve"> </w:t>
+      </w:r>
       <m:oMath>
         <m:sSub>
           <m:e>
@@ -2889,16 +2181,12 @@
           <m:t>4</m:t>
         </m:r>
       </m:oMath>
-      <w:del w:id="210" w:author="PR Preview" w:date="2026-01-01T00:00:00Z">
-        <w:r>
-          <w:delText xml:space="preserve">, and</w:delText>
-        </w:r>
-      </w:del>
-      <w:del w:id="211" w:author="PR Preview" w:date="2026-01-01T00:00:00Z">
-        <w:r>
-          <w:delText xml:space="preserve"> </w:delText>
-        </w:r>
-      </w:del>
+      <w:r>
+        <w:t xml:space="preserve">, and</w:t>
+      </w:r>
+      <w:r>
+        <w:t xml:space="preserve"> </w:t>
+      </w:r>
       <m:oMath>
         <m:sSub>
           <m:e>
@@ -2934,65 +2222,53 @@
           <m:t>7</m:t>
         </m:r>
       </m:oMath>
-      <w:del w:id="212" w:author="PR Preview" w:date="2026-01-01T00:00:00Z">
-        <w:r>
-          <w:delText xml:space="preserve">.</w:delText>
-        </w:r>
-      </w:del>
+      <w:r>
+        <w:t xml:space="preserve">.</w:t>
+      </w:r>
     </w:p>
+    <w:bookmarkEnd w:id="20"/>
+    <w:bookmarkEnd w:id="21"/>
+    <w:bookmarkStart w:id="28" w:name="sample-quantiles"/>
     <w:p>
       <w:pPr>
         <w:pStyle w:val="Heading2"/>
       </w:pPr>
-      <w:del w:id="213" w:author="PR Preview" w:date="2026-01-01T00:00:00Z">
-        <w:r>
-          <w:delText xml:space="preserve">4 Sample quantiles</w:delText>
-        </w:r>
-      </w:del>
+      <w:r>
+        <w:t xml:space="preserve">4 Sample quantiles</w:t>
+      </w:r>
     </w:p>
+    <w:bookmarkStart w:id="22" w:name="def-sample-quantile"/>
     <w:p>
       <w:pPr>
         <w:pStyle w:val="FirstParagraph"/>
       </w:pPr>
-      <w:del w:id="214" w:author="PR Preview" w:date="2026-01-01T00:00:00Z">
+      <w:r>
+        <w:rPr>
+          <w:b/>
+          <w:bCs/>
+        </w:rPr>
+        <w:t xml:space="preserve">Definition 4 (Sample quantile function)</w:t>
+      </w:r>
+      <w:r>
+        <w:t xml:space="preserve"> </w:t>
+      </w:r>
+      <w:r>
+        <w:t xml:space="preserve">Given an</w:t>
+      </w:r>
+      <w:r>
+        <w:t xml:space="preserve"> </w:t>
+      </w:r>
+      <w:hyperlink w:anchor="def-empirical-cdf">
         <w:r>
           <w:rPr>
-            <w:b/>
-            <w:bCs/>
+            <w:rStyle w:val="Hyperlink"/>
           </w:rPr>
-          <w:delText xml:space="preserve">Definition 4 (Sample quantile function)</w:delText>
+          <w:t xml:space="preserve">empirical CDF</w:t>
         </w:r>
-      </w:del>
-      <w:del w:id="215" w:author="PR Preview" w:date="2026-01-01T00:00:00Z">
-        <w:r>
-          <w:delText xml:space="preserve"> </w:delText>
-        </w:r>
-      </w:del>
-      <w:del w:id="216" w:author="PR Preview" w:date="2026-01-01T00:00:00Z">
-        <w:r>
-          <w:delText xml:space="preserve">Given an</w:delText>
-        </w:r>
-      </w:del>
-      <w:del w:id="217" w:author="PR Preview" w:date="2026-01-01T00:00:00Z">
-        <w:r>
-          <w:delText xml:space="preserve"> </w:delText>
-        </w:r>
-      </w:del>
-      <w:hyperlink w:anchor="def-empirical-cdf">
-        <w:del w:id="218" w:author="PR Preview" w:date="2026-01-01T00:00:00Z">
-          <w:r>
-            <w:rPr>
-              <w:rStyle w:val="Hyperlink"/>
-            </w:rPr>
-            <w:delText xml:space="preserve">empirical CDF</w:delText>
-          </w:r>
-        </w:del>
       </w:hyperlink>
-      <w:del w:id="219" w:author="PR Preview" w:date="2026-01-01T00:00:00Z">
-        <w:r>
-          <w:delText xml:space="preserve"> </w:delText>
-        </w:r>
-      </w:del>
+      <w:r>
+        <w:t xml:space="preserve"> </w:t>
+      </w:r>
       <m:oMath>
         <m:acc>
           <m:accPr>
@@ -3005,468 +2281,50 @@
           </m:e>
         </m:acc>
       </m:oMath>
-      <w:del w:id="220" w:author="PR Preview" w:date="2026-01-01T00:00:00Z">
-        <w:r>
-          <w:delText xml:space="preserve">,</w:delText>
-        </w:r>
-      </w:del>
-      <w:del w:id="221" w:author="PR Preview" w:date="2026-01-01T00:00:00Z">
-        <w:r>
-          <w:delText xml:space="preserve"> </w:delText>
-        </w:r>
-      </w:del>
-      <w:del w:id="222" w:author="PR Preview" w:date="2026-01-01T00:00:00Z">
-        <w:r>
-          <w:delText xml:space="preserve">the</w:delText>
-        </w:r>
-      </w:del>
-      <w:del w:id="223" w:author="PR Preview" w:date="2026-01-01T00:00:00Z">
-        <w:r>
-          <w:delText xml:space="preserve"> </w:delText>
-        </w:r>
-      </w:del>
-      <w:del w:id="224" w:author="PR Preview" w:date="2026-01-01T00:00:00Z">
-        <w:r>
-          <w:rPr>
-            <w:b/>
-            <w:bCs/>
-          </w:rPr>
-          <w:delText xml:space="preserve">sample quantile function</w:delText>
-        </w:r>
-      </w:del>
-      <w:del w:id="225" w:author="PR Preview" w:date="2026-01-01T00:00:00Z">
-        <w:r>
-          <w:delText xml:space="preserve"> </w:delText>
-        </w:r>
-      </w:del>
-      <w:del w:id="226" w:author="PR Preview" w:date="2026-01-01T00:00:00Z">
-        <w:r>
-          <w:delText xml:space="preserve">(also called the</w:delText>
-        </w:r>
-      </w:del>
-      <w:del w:id="227" w:author="PR Preview" w:date="2026-01-01T00:00:00Z">
-        <w:r>
-          <w:delText xml:space="preserve"> </w:delText>
-        </w:r>
-      </w:del>
-      <w:del w:id="228" w:author="PR Preview" w:date="2026-01-01T00:00:00Z">
-        <w:r>
-          <w:rPr>
-            <w:b/>
-            <w:bCs/>
-          </w:rPr>
-          <w:delText xml:space="preserve">empirical quantile function</w:delText>
-        </w:r>
-      </w:del>
-      <w:del w:id="229" w:author="PR Preview" w:date="2026-01-01T00:00:00Z">
-        <w:r>
-          <w:delText xml:space="preserve">)</w:delText>
-        </w:r>
-      </w:del>
-      <w:del w:id="230" w:author="PR Preview" w:date="2026-01-01T00:00:00Z">
-        <w:r>
-          <w:delText xml:space="preserve"> </w:delText>
-        </w:r>
-      </w:del>
-      <w:del w:id="231" w:author="PR Preview" w:date="2026-01-01T00:00:00Z">
-        <w:r>
-          <w:delText xml:space="preserve">is</w:delText>
-        </w:r>
-      </w:del>
-    </w:p>
-    <w:p>
-      <w:pPr>
-        <w:pStyle w:val="BodyText"/>
-      </w:pPr>
-      <w:ins w:id="232" w:author="PR Preview" w:date="2026-01-01T00:00:00Z">
-        <w:r>
-          <w:rPr>
-            <w:b/>
-            <w:bCs/>
-          </w:rPr>
-          <w:t xml:space="preserve">Example 2 (Numerical example: order statistics)</w:t>
-        </w:r>
-      </w:ins>
-      <w:ins w:id="233" w:author="PR Preview" w:date="2026-01-01T00:00:00Z">
-        <w:r>
-          <w:t xml:space="preserve"> </w:t>
-        </w:r>
-      </w:ins>
-      <w:ins w:id="234" w:author="PR Preview" w:date="2026-01-01T00:00:00Z">
-        <w:r>
-          <w:t xml:space="preserve">If the observed values are</w:t>
-        </w:r>
-      </w:ins>
-      <w:ins w:id="235" w:author="PR Preview" w:date="2026-01-01T00:00:00Z">
-        <w:r>
-          <w:t xml:space="preserve"> </w:t>
-        </w:r>
-      </w:ins>
-      <m:oMath>
-        <m:r>
-          <m:t>4</m:t>
-        </m:r>
-        <m:r>
-          <m:rPr>
-            <m:sty m:val="p"/>
-          </m:rPr>
-          <m:t>,</m:t>
-        </m:r>
-        <m:r>
-          <m:t>1</m:t>
-        </m:r>
-        <m:r>
-          <m:rPr>
-            <m:sty m:val="p"/>
-          </m:rPr>
-          <m:t>,</m:t>
-        </m:r>
-        <m:r>
-          <m:t>7</m:t>
-        </m:r>
-        <m:r>
-          <m:rPr>
-            <m:sty m:val="p"/>
-          </m:rPr>
-          <m:t>,</m:t>
-        </m:r>
-        <m:r>
-          <m:t>3</m:t>
-        </m:r>
-      </m:oMath>
-      <w:ins w:id="236" w:author="PR Preview" w:date="2026-01-01T00:00:00Z">
-        <w:r>
-          <w:t xml:space="preserve">,</w:t>
-        </w:r>
-      </w:ins>
-      <w:ins w:id="237" w:author="PR Preview" w:date="2026-01-01T00:00:00Z">
-        <w:r>
-          <w:t xml:space="preserve"> </w:t>
-        </w:r>
-      </w:ins>
-      <w:ins w:id="238" w:author="PR Preview" w:date="2026-01-01T00:00:00Z">
-        <w:r>
-          <w:t xml:space="preserve">then the order statistics are</w:t>
-        </w:r>
-      </w:ins>
-      <w:ins w:id="239" w:author="PR Preview" w:date="2026-01-01T00:00:00Z">
-        <w:r>
-          <w:t xml:space="preserve"> </w:t>
-        </w:r>
-      </w:ins>
-      <m:oMath>
-        <m:sSub>
-          <m:e>
-            <m:r>
-              <m:t>x</m:t>
-            </m:r>
-          </m:e>
-          <m:sub>
-            <m:r>
-              <m:rPr>
-                <m:sty m:val="p"/>
-              </m:rPr>
-              <m:t>(</m:t>
-            </m:r>
-            <m:r>
-              <m:t>1</m:t>
-            </m:r>
-            <m:r>
-              <m:rPr>
-                <m:sty m:val="p"/>
-              </m:rPr>
-              <m:t>)</m:t>
-            </m:r>
-          </m:sub>
-        </m:sSub>
-        <m:r>
-          <m:rPr>
-            <m:sty m:val="p"/>
-          </m:rPr>
-          <m:t>=</m:t>
-        </m:r>
-        <m:r>
-          <m:t>1</m:t>
-        </m:r>
-      </m:oMath>
-      <w:ins w:id="240" w:author="PR Preview" w:date="2026-01-01T00:00:00Z">
-        <w:r>
-          <w:t xml:space="preserve">,</w:t>
-        </w:r>
-      </w:ins>
-      <w:ins w:id="241" w:author="PR Preview" w:date="2026-01-01T00:00:00Z">
-        <w:r>
-          <w:t xml:space="preserve"> </w:t>
-        </w:r>
-      </w:ins>
-      <m:oMath>
-        <m:sSub>
-          <m:e>
-            <m:r>
-              <m:t>x</m:t>
-            </m:r>
-          </m:e>
-          <m:sub>
-            <m:r>
-              <m:rPr>
-                <m:sty m:val="p"/>
-              </m:rPr>
-              <m:t>(</m:t>
-            </m:r>
-            <m:r>
-              <m:t>2</m:t>
-            </m:r>
-            <m:r>
-              <m:rPr>
-                <m:sty m:val="p"/>
-              </m:rPr>
-              <m:t>)</m:t>
-            </m:r>
-          </m:sub>
-        </m:sSub>
-        <m:r>
-          <m:rPr>
-            <m:sty m:val="p"/>
-          </m:rPr>
-          <m:t>=</m:t>
-        </m:r>
-        <m:r>
-          <m:t>3</m:t>
-        </m:r>
-      </m:oMath>
-      <w:ins w:id="242" w:author="PR Preview" w:date="2026-01-01T00:00:00Z">
-        <w:r>
-          <w:t xml:space="preserve">,</w:t>
-        </w:r>
-      </w:ins>
-      <w:ins w:id="243" w:author="PR Preview" w:date="2026-01-01T00:00:00Z">
-        <w:r>
-          <w:t xml:space="preserve"> </w:t>
-        </w:r>
-      </w:ins>
-      <m:oMath>
-        <m:sSub>
-          <m:e>
-            <m:r>
-              <m:t>x</m:t>
-            </m:r>
-          </m:e>
-          <m:sub>
-            <m:r>
-              <m:rPr>
-                <m:sty m:val="p"/>
-              </m:rPr>
-              <m:t>(</m:t>
-            </m:r>
-            <m:r>
-              <m:t>3</m:t>
-            </m:r>
-            <m:r>
-              <m:rPr>
-                <m:sty m:val="p"/>
-              </m:rPr>
-              <m:t>)</m:t>
-            </m:r>
-          </m:sub>
-        </m:sSub>
-        <m:r>
-          <m:rPr>
-            <m:sty m:val="p"/>
-          </m:rPr>
-          <m:t>=</m:t>
-        </m:r>
-        <m:r>
-          <m:t>4</m:t>
-        </m:r>
-      </m:oMath>
-      <w:ins w:id="244" w:author="PR Preview" w:date="2026-01-01T00:00:00Z">
-        <w:r>
-          <w:t xml:space="preserve">, and</w:t>
-        </w:r>
-      </w:ins>
-      <w:ins w:id="245" w:author="PR Preview" w:date="2026-01-01T00:00:00Z">
-        <w:r>
-          <w:t xml:space="preserve"> </w:t>
-        </w:r>
-      </w:ins>
-      <m:oMath>
-        <m:sSub>
-          <m:e>
-            <m:r>
-              <m:t>x</m:t>
-            </m:r>
-          </m:e>
-          <m:sub>
-            <m:r>
-              <m:rPr>
-                <m:sty m:val="p"/>
-              </m:rPr>
-              <m:t>(</m:t>
-            </m:r>
-            <m:r>
-              <m:t>4</m:t>
-            </m:r>
-            <m:r>
-              <m:rPr>
-                <m:sty m:val="p"/>
-              </m:rPr>
-              <m:t>)</m:t>
-            </m:r>
-          </m:sub>
-        </m:sSub>
-        <m:r>
-          <m:rPr>
-            <m:sty m:val="p"/>
-          </m:rPr>
-          <m:t>=</m:t>
-        </m:r>
-        <m:r>
-          <m:t>7</m:t>
-        </m:r>
-      </m:oMath>
-      <w:ins w:id="246" w:author="PR Preview" w:date="2026-01-01T00:00:00Z">
-        <w:r>
-          <w:t xml:space="preserve">.</w:t>
-        </w:r>
-      </w:ins>
-    </w:p>
-    <w:bookmarkEnd w:id="13"/>
-    <w:bookmarkEnd w:id="14"/>
-    <w:bookmarkStart w:id="22" w:name="sample-quantiles"/>
-    <w:p>
-      <w:pPr>
-        <w:pStyle w:val="Heading2"/>
-      </w:pPr>
-      <w:ins w:id="247" w:author="PR Preview" w:date="2026-01-01T00:00:00Z">
-        <w:r>
-          <w:t xml:space="preserve">3 Sample quantiles</w:t>
-        </w:r>
-      </w:ins>
-    </w:p>
-    <w:bookmarkStart w:id="15" w:name="def-sample-quantile"/>
-    <w:p>
-      <w:pPr>
-        <w:pStyle w:val="FirstParagraph"/>
-      </w:pPr>
-      <w:ins w:id="248" w:author="PR Preview" w:date="2026-01-01T00:00:00Z">
-        <w:r>
-          <w:rPr>
-            <w:b/>
-            <w:bCs/>
-          </w:rPr>
-          <w:t xml:space="preserve">Definition 3 (Sample quantile function)</w:t>
-        </w:r>
-      </w:ins>
-      <w:ins w:id="249" w:author="PR Preview" w:date="2026-01-01T00:00:00Z">
-        <w:r>
-          <w:t xml:space="preserve"> </w:t>
-        </w:r>
-      </w:ins>
-      <w:ins w:id="250" w:author="PR Preview" w:date="2026-01-01T00:00:00Z">
-        <w:r>
-          <w:t xml:space="preserve">Given an</w:t>
-        </w:r>
-      </w:ins>
-      <w:ins w:id="251" w:author="PR Preview" w:date="2026-01-01T00:00:00Z">
-        <w:r>
-          <w:t xml:space="preserve"> </w:t>
-        </w:r>
-      </w:ins>
-      <w:hyperlink w:anchor="def-empirical-cdf">
-        <w:ins w:id="252" w:author="PR Preview" w:date="2026-01-01T00:00:00Z">
-          <w:r>
-            <w:rPr>
-              <w:rStyle w:val="Hyperlink"/>
-            </w:rPr>
-            <w:t xml:space="preserve">empirical CDF</w:t>
-          </w:r>
-        </w:ins>
-      </w:hyperlink>
-      <w:ins w:id="253" w:author="PR Preview" w:date="2026-01-01T00:00:00Z">
-        <w:r>
-          <w:t xml:space="preserve"> </w:t>
-        </w:r>
-      </w:ins>
-      <m:oMath>
-        <m:acc>
-          <m:accPr>
-            <m:chr m:val="̂"/>
-          </m:accPr>
-          <m:e>
-            <m:r>
-              <m:t>F</m:t>
-            </m:r>
-          </m:e>
-        </m:acc>
-      </m:oMath>
-      <w:ins w:id="254" w:author="PR Preview" w:date="2026-01-01T00:00:00Z">
-        <w:r>
-          <w:t xml:space="preserve">,</w:t>
-        </w:r>
-      </w:ins>
-      <w:ins w:id="255" w:author="PR Preview" w:date="2026-01-01T00:00:00Z">
-        <w:r>
-          <w:t xml:space="preserve"> </w:t>
-        </w:r>
-      </w:ins>
-      <w:ins w:id="256" w:author="PR Preview" w:date="2026-01-01T00:00:00Z">
-        <w:r>
-          <w:t xml:space="preserve">the</w:t>
-        </w:r>
-      </w:ins>
-      <w:ins w:id="257" w:author="PR Preview" w:date="2026-01-01T00:00:00Z">
-        <w:r>
-          <w:t xml:space="preserve"> </w:t>
-        </w:r>
-      </w:ins>
-      <w:ins w:id="258" w:author="PR Preview" w:date="2026-01-01T00:00:00Z">
-        <w:r>
-          <w:rPr>
-            <w:b/>
-            <w:bCs/>
-          </w:rPr>
-          <w:t xml:space="preserve">sample quantile function</w:t>
-        </w:r>
-      </w:ins>
-      <w:ins w:id="259" w:author="PR Preview" w:date="2026-01-01T00:00:00Z">
-        <w:r>
-          <w:t xml:space="preserve"> </w:t>
-        </w:r>
-      </w:ins>
-      <w:ins w:id="260" w:author="PR Preview" w:date="2026-01-01T00:00:00Z">
-        <w:r>
-          <w:t xml:space="preserve">(also called the</w:t>
-        </w:r>
-      </w:ins>
-      <w:ins w:id="261" w:author="PR Preview" w:date="2026-01-01T00:00:00Z">
-        <w:r>
-          <w:t xml:space="preserve"> </w:t>
-        </w:r>
-      </w:ins>
-      <w:ins w:id="262" w:author="PR Preview" w:date="2026-01-01T00:00:00Z">
-        <w:r>
-          <w:rPr>
-            <w:b/>
-            <w:bCs/>
-          </w:rPr>
-          <w:t xml:space="preserve">empirical quantile function</w:t>
-        </w:r>
-      </w:ins>
-      <w:ins w:id="263" w:author="PR Preview" w:date="2026-01-01T00:00:00Z">
-        <w:r>
-          <w:t xml:space="preserve">)</w:t>
-        </w:r>
-      </w:ins>
-      <w:ins w:id="264" w:author="PR Preview" w:date="2026-01-01T00:00:00Z">
-        <w:r>
-          <w:t xml:space="preserve"> </w:t>
-        </w:r>
-      </w:ins>
-      <w:ins w:id="265" w:author="PR Preview" w:date="2026-01-01T00:00:00Z">
-        <w:r>
-          <w:t xml:space="preserve">is</w:t>
-        </w:r>
-      </w:ins>
+      <w:r>
+        <w:t xml:space="preserve">,</w:t>
+      </w:r>
+      <w:r>
+        <w:t xml:space="preserve"> </w:t>
+      </w:r>
+      <w:r>
+        <w:t xml:space="preserve">the</w:t>
+      </w:r>
+      <w:r>
+        <w:t xml:space="preserve"> </w:t>
+      </w:r>
+      <w:r>
+        <w:rPr>
+          <w:b/>
+          <w:bCs/>
+        </w:rPr>
+        <w:t xml:space="preserve">sample quantile function</w:t>
+      </w:r>
+      <w:r>
+        <w:t xml:space="preserve"> </w:t>
+      </w:r>
+      <w:r>
+        <w:t xml:space="preserve">(also called the</w:t>
+      </w:r>
+      <w:r>
+        <w:t xml:space="preserve"> </w:t>
+      </w:r>
+      <w:r>
+        <w:rPr>
+          <w:b/>
+          <w:bCs/>
+        </w:rPr>
+        <w:t xml:space="preserve">empirical quantile function</w:t>
+      </w:r>
+      <w:r>
+        <w:t xml:space="preserve">)</w:t>
+      </w:r>
+      <w:r>
+        <w:t xml:space="preserve"> </w:t>
+      </w:r>
+      <w:r>
+        <w:t xml:space="preserve">is</w:t>
+      </w:r>
     </w:p>
     <w:p>
       <w:pPr>
@@ -3625,51 +2483,39 @@
         </m:oMath>
       </m:oMathPara>
     </w:p>
-    <w:bookmarkEnd w:id="15"/>
-    <w:bookmarkStart w:id="16" w:name="def-sample-p-quantile"/>
+    <w:bookmarkEnd w:id="22"/>
+    <w:bookmarkStart w:id="23" w:name="def-sample-p-quantile"/>
     <w:p>
       <w:pPr>
         <w:pStyle w:val="FirstParagraph"/>
       </w:pPr>
-      <w:del w:id="266" w:author="PR Preview" w:date="2026-01-01T00:00:00Z">
-        <w:r>
-          <w:rPr>
-            <w:b/>
-            <w:bCs/>
-          </w:rPr>
-          <w:delText xml:space="preserve">Definition 5 (Sample quantile)</w:delText>
-        </w:r>
-      </w:del>
-      <w:del w:id="267" w:author="PR Preview" w:date="2026-01-01T00:00:00Z">
-        <w:r>
-          <w:delText xml:space="preserve"> </w:delText>
-        </w:r>
-      </w:del>
-      <w:del w:id="268" w:author="PR Preview" w:date="2026-01-01T00:00:00Z">
-        <w:r>
-          <w:delText xml:space="preserve">For a given</w:delText>
-        </w:r>
-      </w:del>
-      <w:del w:id="269" w:author="PR Preview" w:date="2026-01-01T00:00:00Z">
-        <w:r>
-          <w:delText xml:space="preserve"> </w:delText>
-        </w:r>
-      </w:del>
+      <w:r>
+        <w:rPr>
+          <w:b/>
+          <w:bCs/>
+        </w:rPr>
+        <w:t xml:space="preserve">Definition 5 (Sample quantile)</w:t>
+      </w:r>
+      <w:r>
+        <w:t xml:space="preserve"> </w:t>
+      </w:r>
+      <w:r>
+        <w:t xml:space="preserve">For a given</w:t>
+      </w:r>
+      <w:r>
+        <w:t xml:space="preserve"> </w:t>
+      </w:r>
       <m:oMath>
         <m:r>
           <m:t>p</m:t>
         </m:r>
       </m:oMath>
-      <w:del w:id="270" w:author="PR Preview" w:date="2026-01-01T00:00:00Z">
-        <w:r>
-          <w:delText xml:space="preserve">, the value</w:delText>
-        </w:r>
-      </w:del>
-      <w:del w:id="271" w:author="PR Preview" w:date="2026-01-01T00:00:00Z">
-        <w:r>
-          <w:delText xml:space="preserve"> </w:delText>
-        </w:r>
-      </w:del>
+      <w:r>
+        <w:t xml:space="preserve">, the value</w:t>
+      </w:r>
+      <w:r>
+        <w:t xml:space="preserve"> </w:t>
+      </w:r>
       <m:oMath>
         <m:acc>
           <m:accPr>
@@ -3697,125 +2543,91 @@
           <m:t>)</m:t>
         </m:r>
       </m:oMath>
-      <w:del w:id="272" w:author="PR Preview" w:date="2026-01-01T00:00:00Z">
-        <w:r>
-          <w:delText xml:space="preserve"> </w:delText>
-        </w:r>
-      </w:del>
-      <w:del w:id="273" w:author="PR Preview" w:date="2026-01-01T00:00:00Z">
-        <w:r>
-          <w:delText xml:space="preserve">of the</w:delText>
-        </w:r>
-      </w:del>
-      <w:del w:id="274" w:author="PR Preview" w:date="2026-01-01T00:00:00Z">
-        <w:r>
-          <w:delText xml:space="preserve"> </w:delText>
-        </w:r>
-      </w:del>
+      <w:r>
+        <w:t xml:space="preserve"> </w:t>
+      </w:r>
+      <w:r>
+        <w:t xml:space="preserve">of the</w:t>
+      </w:r>
+      <w:r>
+        <w:t xml:space="preserve"> </w:t>
+      </w:r>
       <w:hyperlink w:anchor="def-sample-quantile">
-        <w:del w:id="275" w:author="PR Preview" w:date="2026-01-01T00:00:00Z">
-          <w:r>
-            <w:rPr>
-              <w:rStyle w:val="Hyperlink"/>
-            </w:rPr>
-            <w:delText xml:space="preserve">sample quantile function</w:delText>
-          </w:r>
-        </w:del>
-      </w:hyperlink>
-      <w:del w:id="276" w:author="PR Preview" w:date="2026-01-01T00:00:00Z">
-        <w:r>
-          <w:delText xml:space="preserve"> </w:delText>
-        </w:r>
-      </w:del>
-      <w:del w:id="277" w:author="PR Preview" w:date="2026-01-01T00:00:00Z">
-        <w:r>
-          <w:delText xml:space="preserve">is the</w:delText>
-        </w:r>
-      </w:del>
-      <w:del w:id="278" w:author="PR Preview" w:date="2026-01-01T00:00:00Z">
-        <w:r>
-          <w:delText xml:space="preserve"> </w:delText>
-        </w:r>
-      </w:del>
-      <w:del w:id="279" w:author="PR Preview" w:date="2026-01-01T00:00:00Z">
         <w:r>
           <w:rPr>
-            <w:b/>
-            <w:bCs/>
+            <w:rStyle w:val="Hyperlink"/>
           </w:rPr>
-          <w:delText xml:space="preserve">sample</w:delText>
+          <w:t xml:space="preserve">sample quantile function</w:t>
         </w:r>
-      </w:del>
-      <w:del w:id="280" w:author="PR Preview" w:date="2026-01-01T00:00:00Z">
-        <w:r>
-          <w:rPr>
-            <w:b/>
-            <w:bCs/>
-          </w:rPr>
-          <w:delText xml:space="preserve"> </w:delText>
-        </w:r>
-      </w:del>
+      </w:hyperlink>
+      <w:r>
+        <w:t xml:space="preserve"> </w:t>
+      </w:r>
+      <w:r>
+        <w:t xml:space="preserve">is the</w:t>
+      </w:r>
+      <w:r>
+        <w:t xml:space="preserve"> </w:t>
+      </w:r>
+      <w:r>
+        <w:rPr>
+          <w:b/>
+          <w:bCs/>
+        </w:rPr>
+        <w:t xml:space="preserve">sample</w:t>
+      </w:r>
+      <w:r>
+        <w:rPr>
+          <w:b/>
+          <w:bCs/>
+        </w:rPr>
+        <w:t xml:space="preserve"> </w:t>
+      </w:r>
       <m:oMath>
         <m:r>
           <m:t>p</m:t>
         </m:r>
       </m:oMath>
-      <w:del w:id="281" w:author="PR Preview" w:date="2026-01-01T00:00:00Z">
-        <w:r>
-          <w:rPr>
-            <w:b/>
-            <w:bCs/>
-          </w:rPr>
-          <w:delText xml:space="preserve"> </w:delText>
-        </w:r>
-      </w:del>
-      <w:del w:id="282" w:author="PR Preview" w:date="2026-01-01T00:00:00Z">
-        <w:r>
-          <w:rPr>
-            <w:b/>
-            <w:bCs/>
-          </w:rPr>
-          <w:delText xml:space="preserve">quantile</w:delText>
-        </w:r>
-      </w:del>
-      <w:del w:id="283" w:author="PR Preview" w:date="2026-01-01T00:00:00Z">
-        <w:r>
-          <w:delText xml:space="preserve">,</w:delText>
-        </w:r>
-      </w:del>
-      <w:del w:id="284" w:author="PR Preview" w:date="2026-01-01T00:00:00Z">
-        <w:r>
-          <w:delText xml:space="preserve"> </w:delText>
-        </w:r>
-      </w:del>
-      <w:del w:id="285" w:author="PR Preview" w:date="2026-01-01T00:00:00Z">
-        <w:r>
-          <w:delText xml:space="preserve">also called the</w:delText>
-        </w:r>
-      </w:del>
-      <w:del w:id="286" w:author="PR Preview" w:date="2026-01-01T00:00:00Z">
-        <w:r>
-          <w:delText xml:space="preserve"> </w:delText>
-        </w:r>
-      </w:del>
-      <w:del w:id="287" w:author="PR Preview" w:date="2026-01-01T00:00:00Z">
-        <w:r>
-          <w:rPr>
-            <w:b/>
-            <w:bCs/>
-          </w:rPr>
-          <w:delText xml:space="preserve">sample</w:delText>
-        </w:r>
-      </w:del>
-      <w:del w:id="288" w:author="PR Preview" w:date="2026-01-01T00:00:00Z">
-        <w:r>
-          <w:rPr>
-            <w:b/>
-            <w:bCs/>
-          </w:rPr>
-          <w:delText xml:space="preserve"> </w:delText>
-        </w:r>
-      </w:del>
+      <w:r>
+        <w:rPr>
+          <w:b/>
+          <w:bCs/>
+        </w:rPr>
+        <w:t xml:space="preserve"> </w:t>
+      </w:r>
+      <w:r>
+        <w:rPr>
+          <w:b/>
+          <w:bCs/>
+        </w:rPr>
+        <w:t xml:space="preserve">quantile</w:t>
+      </w:r>
+      <w:r>
+        <w:t xml:space="preserve">,</w:t>
+      </w:r>
+      <w:r>
+        <w:t xml:space="preserve"> </w:t>
+      </w:r>
+      <w:r>
+        <w:t xml:space="preserve">also called the</w:t>
+      </w:r>
+      <w:r>
+        <w:t xml:space="preserve"> </w:t>
+      </w:r>
+      <w:r>
+        <w:rPr>
+          <w:b/>
+          <w:bCs/>
+        </w:rPr>
+        <w:t xml:space="preserve">sample</w:t>
+      </w:r>
+      <w:r>
+        <w:rPr>
+          <w:b/>
+          <w:bCs/>
+        </w:rPr>
+        <w:t xml:space="preserve"> </w:t>
+      </w:r>
       <m:oMath>
         <m:r>
           <m:t>100</m:t>
@@ -3824,234 +2636,18 @@
           <m:t>p</m:t>
         </m:r>
       </m:oMath>
-      <w:del w:id="289" w:author="PR Preview" w:date="2026-01-01T00:00:00Z">
-        <w:r>
-          <w:rPr>
-            <w:b/>
-            <w:bCs/>
-          </w:rPr>
-          <w:delText xml:space="preserve">th percentile</w:delText>
-        </w:r>
-      </w:del>
-      <w:del w:id="290" w:author="PR Preview" w:date="2026-01-01T00:00:00Z">
-        <w:r>
-          <w:delText xml:space="preserve">.</w:delText>
-        </w:r>
-      </w:del>
+      <w:r>
+        <w:rPr>
+          <w:b/>
+          <w:bCs/>
+        </w:rPr>
+        <w:t xml:space="preserve">th percentile</w:t>
+      </w:r>
+      <w:r>
+        <w:t xml:space="preserve">.</w:t>
+      </w:r>
     </w:p>
-    <w:p>
-      <w:pPr>
-        <w:pStyle w:val="FirstParagraph"/>
-      </w:pPr>
-      <w:ins w:id="291" w:author="PR Preview" w:date="2026-01-01T00:00:00Z">
-        <w:r>
-          <w:rPr>
-            <w:b/>
-            <w:bCs/>
-          </w:rPr>
-          <w:t xml:space="preserve">Definition 4 (Sample quantile)</w:t>
-        </w:r>
-      </w:ins>
-      <w:ins w:id="292" w:author="PR Preview" w:date="2026-01-01T00:00:00Z">
-        <w:r>
-          <w:t xml:space="preserve"> </w:t>
-        </w:r>
-      </w:ins>
-      <w:ins w:id="293" w:author="PR Preview" w:date="2026-01-01T00:00:00Z">
-        <w:r>
-          <w:t xml:space="preserve">For a given</w:t>
-        </w:r>
-      </w:ins>
-      <w:ins w:id="294" w:author="PR Preview" w:date="2026-01-01T00:00:00Z">
-        <w:r>
-          <w:t xml:space="preserve"> </w:t>
-        </w:r>
-      </w:ins>
-      <m:oMath>
-        <m:r>
-          <m:t>p</m:t>
-        </m:r>
-      </m:oMath>
-      <w:ins w:id="295" w:author="PR Preview" w:date="2026-01-01T00:00:00Z">
-        <w:r>
-          <w:t xml:space="preserve">, the value</w:t>
-        </w:r>
-      </w:ins>
-      <w:ins w:id="296" w:author="PR Preview" w:date="2026-01-01T00:00:00Z">
-        <w:r>
-          <w:t xml:space="preserve"> </w:t>
-        </w:r>
-      </w:ins>
-      <m:oMath>
-        <m:acc>
-          <m:accPr>
-            <m:chr m:val="̂"/>
-          </m:accPr>
-          <m:e>
-            <m:r>
-              <m:t>Q</m:t>
-            </m:r>
-          </m:e>
-        </m:acc>
-        <m:r>
-          <m:rPr>
-            <m:sty m:val="p"/>
-          </m:rPr>
-          <m:t>(</m:t>
-        </m:r>
-        <m:r>
-          <m:t>p</m:t>
-        </m:r>
-        <m:r>
-          <m:rPr>
-            <m:sty m:val="p"/>
-          </m:rPr>
-          <m:t>)</m:t>
-        </m:r>
-      </m:oMath>
-      <w:ins w:id="297" w:author="PR Preview" w:date="2026-01-01T00:00:00Z">
-        <w:r>
-          <w:t xml:space="preserve"> </w:t>
-        </w:r>
-      </w:ins>
-      <w:ins w:id="298" w:author="PR Preview" w:date="2026-01-01T00:00:00Z">
-        <w:r>
-          <w:t xml:space="preserve">of the</w:t>
-        </w:r>
-      </w:ins>
-      <w:ins w:id="299" w:author="PR Preview" w:date="2026-01-01T00:00:00Z">
-        <w:r>
-          <w:t xml:space="preserve"> </w:t>
-        </w:r>
-      </w:ins>
-      <w:hyperlink w:anchor="def-sample-quantile">
-        <w:ins w:id="300" w:author="PR Preview" w:date="2026-01-01T00:00:00Z">
-          <w:r>
-            <w:rPr>
-              <w:rStyle w:val="Hyperlink"/>
-            </w:rPr>
-            <w:t xml:space="preserve">sample quantile function</w:t>
-          </w:r>
-        </w:ins>
-      </w:hyperlink>
-      <w:ins w:id="301" w:author="PR Preview" w:date="2026-01-01T00:00:00Z">
-        <w:r>
-          <w:t xml:space="preserve"> </w:t>
-        </w:r>
-      </w:ins>
-      <w:ins w:id="302" w:author="PR Preview" w:date="2026-01-01T00:00:00Z">
-        <w:r>
-          <w:t xml:space="preserve">is the</w:t>
-        </w:r>
-      </w:ins>
-      <w:ins w:id="303" w:author="PR Preview" w:date="2026-01-01T00:00:00Z">
-        <w:r>
-          <w:t xml:space="preserve"> </w:t>
-        </w:r>
-      </w:ins>
-      <w:ins w:id="304" w:author="PR Preview" w:date="2026-01-01T00:00:00Z">
-        <w:r>
-          <w:rPr>
-            <w:b/>
-            <w:bCs/>
-          </w:rPr>
-          <w:t xml:space="preserve">sample</w:t>
-        </w:r>
-      </w:ins>
-      <w:ins w:id="305" w:author="PR Preview" w:date="2026-01-01T00:00:00Z">
-        <w:r>
-          <w:rPr>
-            <w:b/>
-            <w:bCs/>
-          </w:rPr>
-          <w:t xml:space="preserve"> </w:t>
-        </w:r>
-      </w:ins>
-      <m:oMath>
-        <m:r>
-          <m:t>p</m:t>
-        </m:r>
-      </m:oMath>
-      <w:ins w:id="306" w:author="PR Preview" w:date="2026-01-01T00:00:00Z">
-        <w:r>
-          <w:rPr>
-            <w:b/>
-            <w:bCs/>
-          </w:rPr>
-          <w:t xml:space="preserve"> </w:t>
-        </w:r>
-      </w:ins>
-      <w:ins w:id="307" w:author="PR Preview" w:date="2026-01-01T00:00:00Z">
-        <w:r>
-          <w:rPr>
-            <w:b/>
-            <w:bCs/>
-          </w:rPr>
-          <w:t xml:space="preserve">quantile</w:t>
-        </w:r>
-      </w:ins>
-      <w:ins w:id="308" w:author="PR Preview" w:date="2026-01-01T00:00:00Z">
-        <w:r>
-          <w:t xml:space="preserve">,</w:t>
-        </w:r>
-      </w:ins>
-      <w:ins w:id="309" w:author="PR Preview" w:date="2026-01-01T00:00:00Z">
-        <w:r>
-          <w:t xml:space="preserve"> </w:t>
-        </w:r>
-      </w:ins>
-      <w:ins w:id="310" w:author="PR Preview" w:date="2026-01-01T00:00:00Z">
-        <w:r>
-          <w:t xml:space="preserve">also called the</w:t>
-        </w:r>
-      </w:ins>
-      <w:ins w:id="311" w:author="PR Preview" w:date="2026-01-01T00:00:00Z">
-        <w:r>
-          <w:t xml:space="preserve"> </w:t>
-        </w:r>
-      </w:ins>
-      <w:ins w:id="312" w:author="PR Preview" w:date="2026-01-01T00:00:00Z">
-        <w:r>
-          <w:rPr>
-            <w:b/>
-            <w:bCs/>
-          </w:rPr>
-          <w:t xml:space="preserve">sample</w:t>
-        </w:r>
-      </w:ins>
-      <w:ins w:id="313" w:author="PR Preview" w:date="2026-01-01T00:00:00Z">
-        <w:r>
-          <w:rPr>
-            <w:b/>
-            <w:bCs/>
-          </w:rPr>
-          <w:t xml:space="preserve"> </w:t>
-        </w:r>
-      </w:ins>
-      <m:oMath>
-        <m:r>
-          <m:t>100</m:t>
-        </m:r>
-        <m:r>
-          <m:t>p</m:t>
-        </m:r>
-      </m:oMath>
-      <w:ins w:id="314" w:author="PR Preview" w:date="2026-01-01T00:00:00Z">
-        <w:r>
-          <w:rPr>
-            <w:b/>
-            <w:bCs/>
-          </w:rPr>
-          <w:t xml:space="preserve">th percentile</w:t>
-        </w:r>
-      </w:ins>
-      <w:ins w:id="315" w:author="PR Preview" w:date="2026-01-01T00:00:00Z">
-        <w:r>
-          <w:t xml:space="preserve">.</w:t>
-        </w:r>
-      </w:ins>
-    </w:p>
-    <w:bookmarkEnd w:id="16"/>
+    <w:bookmarkEnd w:id="23"/>
     <w:p>
       <w:pPr>
         <w:pStyle w:val="BodyText"/>
@@ -4062,7 +2658,7 @@
       <w:r>
         <w:t xml:space="preserve"> </w:t>
       </w:r>
-      <w:hyperlink r:id="rId17">
+      <w:hyperlink r:id="rId15">
         <w:r>
           <w:rPr>
             <w:rStyle w:val="Hyperlink"/>
@@ -4087,7 +2683,7 @@
       <w:r>
         <w:t xml:space="preserve"> </w:t>
       </w:r>
-      <w:hyperlink r:id="rId18">
+      <w:hyperlink r:id="rId24">
         <w:r>
           <w:rPr>
             <w:rStyle w:val="Hyperlink"/>
@@ -4189,7 +2785,7 @@
         <w:t xml:space="preserve">.</w:t>
       </w:r>
     </w:p>
-    <w:bookmarkStart w:id="19" w:name="thm-sample-quantile-order-statistics"/>
+    <w:bookmarkStart w:id="25" w:name="thm-sample-quantile-order-statistics"/>
     <w:p>
       <w:pPr>
         <w:pStyle w:val="BodyText"/>
@@ -4591,7 +3187,7 @@
         <w:t xml:space="preserve">.</w:t>
       </w:r>
     </w:p>
-    <w:bookmarkEnd w:id="19"/>
+    <w:bookmarkEnd w:id="25"/>
     <w:p>
       <w:pPr>
         <w:pStyle w:val="BodyText"/>
@@ -5635,292 +4231,123 @@
         <w:t xml:space="preserve">.</w:t>
       </w:r>
     </w:p>
-    <w:bookmarkStart w:id="20" w:name="exm-sample-quantile"/>
+    <w:bookmarkStart w:id="26" w:name="exm-sample-quantile"/>
     <w:p>
       <w:pPr>
         <w:pStyle w:val="BodyText"/>
       </w:pPr>
-      <w:del w:id="316" w:author="PR Preview" w:date="2026-01-01T00:00:00Z">
+      <w:r>
+        <w:rPr>
+          <w:b/>
+          <w:bCs/>
+        </w:rPr>
+        <w:t xml:space="preserve">Example 4 (Numerical example: sample quantiles)</w:t>
+      </w:r>
+      <w:r>
+        <w:t xml:space="preserve"> </w:t>
+      </w:r>
+      <w:r>
+        <w:t xml:space="preserve">Using the same data</w:t>
+      </w:r>
+      <w:r>
+        <w:t xml:space="preserve"> </w:t>
+      </w:r>
+      <m:oMath>
+        <m:r>
+          <m:t>4</m:t>
+        </m:r>
+        <m:r>
+          <m:rPr>
+            <m:sty m:val="p"/>
+          </m:rPr>
+          <m:t>,</m:t>
+        </m:r>
+        <m:r>
+          <m:t>1</m:t>
+        </m:r>
+        <m:r>
+          <m:rPr>
+            <m:sty m:val="p"/>
+          </m:rPr>
+          <m:t>,</m:t>
+        </m:r>
+        <m:r>
+          <m:t>7</m:t>
+        </m:r>
+        <m:r>
+          <m:rPr>
+            <m:sty m:val="p"/>
+          </m:rPr>
+          <m:t>,</m:t>
+        </m:r>
+        <m:r>
+          <m:t>3</m:t>
+        </m:r>
+      </m:oMath>
+      <w:r>
+        <w:t xml:space="preserve">,</w:t>
+      </w:r>
+      <w:r>
+        <w:t xml:space="preserve"> </w:t>
+      </w:r>
+      <w:r>
+        <w:t xml:space="preserve">with order statistics</w:t>
+      </w:r>
+      <w:r>
+        <w:t xml:space="preserve"> </w:t>
+      </w:r>
+      <m:oMath>
+        <m:r>
+          <m:t>1</m:t>
+        </m:r>
+        <m:r>
+          <m:rPr>
+            <m:sty m:val="p"/>
+          </m:rPr>
+          <m:t>,</m:t>
+        </m:r>
+        <m:r>
+          <m:t>3</m:t>
+        </m:r>
+        <m:r>
+          <m:rPr>
+            <m:sty m:val="p"/>
+          </m:rPr>
+          <m:t>,</m:t>
+        </m:r>
+        <m:r>
+          <m:t>4</m:t>
+        </m:r>
+        <m:r>
+          <m:rPr>
+            <m:sty m:val="p"/>
+          </m:rPr>
+          <m:t>,</m:t>
+        </m:r>
+        <m:r>
+          <m:t>7</m:t>
+        </m:r>
+      </m:oMath>
+      <w:r>
+        <w:t xml:space="preserve">,</w:t>
+      </w:r>
+      <w:r>
+        <w:t xml:space="preserve"> </w:t>
+      </w:r>
+      <w:hyperlink w:anchor="thm-sample-quantile-order-statistics">
         <w:r>
           <w:rPr>
-            <w:b/>
-            <w:bCs/>
+            <w:rStyle w:val="Hyperlink"/>
           </w:rPr>
-          <w:delText xml:space="preserve">Example 4 (Numerical example: sample quantiles)</w:delText>
+          <w:t xml:space="preserve">Theorem 1</w:t>
         </w:r>
-      </w:del>
-      <w:del w:id="317" w:author="PR Preview" w:date="2026-01-01T00:00:00Z">
-        <w:r>
-          <w:delText xml:space="preserve"> </w:delText>
-        </w:r>
-      </w:del>
-      <w:del w:id="318" w:author="PR Preview" w:date="2026-01-01T00:00:00Z">
-        <w:r>
-          <w:delText xml:space="preserve">Using the same data</w:delText>
-        </w:r>
-      </w:del>
-      <w:del w:id="319" w:author="PR Preview" w:date="2026-01-01T00:00:00Z">
-        <w:r>
-          <w:delText xml:space="preserve"> </w:delText>
-        </w:r>
-      </w:del>
-      <m:oMath>
-        <m:r>
-          <m:t>4</m:t>
-        </m:r>
-        <m:r>
-          <m:rPr>
-            <m:sty m:val="p"/>
-          </m:rPr>
-          <m:t>,</m:t>
-        </m:r>
-        <m:r>
-          <m:t>1</m:t>
-        </m:r>
-        <m:r>
-          <m:rPr>
-            <m:sty m:val="p"/>
-          </m:rPr>
-          <m:t>,</m:t>
-        </m:r>
-        <m:r>
-          <m:t>7</m:t>
-        </m:r>
-        <m:r>
-          <m:rPr>
-            <m:sty m:val="p"/>
-          </m:rPr>
-          <m:t>,</m:t>
-        </m:r>
-        <m:r>
-          <m:t>3</m:t>
-        </m:r>
-      </m:oMath>
-      <w:del w:id="320" w:author="PR Preview" w:date="2026-01-01T00:00:00Z">
-        <w:r>
-          <w:delText xml:space="preserve">,</w:delText>
-        </w:r>
-      </w:del>
-      <w:del w:id="321" w:author="PR Preview" w:date="2026-01-01T00:00:00Z">
-        <w:r>
-          <w:delText xml:space="preserve"> </w:delText>
-        </w:r>
-      </w:del>
-      <w:del w:id="322" w:author="PR Preview" w:date="2026-01-01T00:00:00Z">
-        <w:r>
-          <w:delText xml:space="preserve">with order statistics</w:delText>
-        </w:r>
-      </w:del>
-      <w:del w:id="323" w:author="PR Preview" w:date="2026-01-01T00:00:00Z">
-        <w:r>
-          <w:delText xml:space="preserve"> </w:delText>
-        </w:r>
-      </w:del>
-      <m:oMath>
-        <m:r>
-          <m:t>1</m:t>
-        </m:r>
-        <m:r>
-          <m:rPr>
-            <m:sty m:val="p"/>
-          </m:rPr>
-          <m:t>,</m:t>
-        </m:r>
-        <m:r>
-          <m:t>3</m:t>
-        </m:r>
-        <m:r>
-          <m:rPr>
-            <m:sty m:val="p"/>
-          </m:rPr>
-          <m:t>,</m:t>
-        </m:r>
-        <m:r>
-          <m:t>4</m:t>
-        </m:r>
-        <m:r>
-          <m:rPr>
-            <m:sty m:val="p"/>
-          </m:rPr>
-          <m:t>,</m:t>
-        </m:r>
-        <m:r>
-          <m:t>7</m:t>
-        </m:r>
-      </m:oMath>
-      <w:del w:id="324" w:author="PR Preview" w:date="2026-01-01T00:00:00Z">
-        <w:r>
-          <w:delText xml:space="preserve">,</w:delText>
-        </w:r>
-      </w:del>
-      <w:del w:id="325" w:author="PR Preview" w:date="2026-01-01T00:00:00Z">
-        <w:r>
-          <w:delText xml:space="preserve"> </w:delText>
-        </w:r>
-      </w:del>
-      <w:hyperlink w:anchor="thm-sample-quantile-order-statistics">
-        <w:del w:id="326" w:author="PR Preview" w:date="2026-01-01T00:00:00Z">
-          <w:r>
-            <w:rPr>
-              <w:rStyle w:val="Hyperlink"/>
-            </w:rPr>
-            <w:delText xml:space="preserve">Theorem 1</w:delText>
-          </w:r>
-        </w:del>
       </w:hyperlink>
-      <w:del w:id="327" w:author="PR Preview" w:date="2026-01-01T00:00:00Z">
-        <w:r>
-          <w:delText xml:space="preserve"> </w:delText>
-        </w:r>
-      </w:del>
-      <w:del w:id="328" w:author="PR Preview" w:date="2026-01-01T00:00:00Z">
-        <w:r>
-          <w:delText xml:space="preserve">says the sample quantile function is a step function:</w:delText>
-        </w:r>
-      </w:del>
-    </w:p>
-    <w:p>
-      <w:pPr>
-        <w:pStyle w:val="BodyText"/>
-      </w:pPr>
-      <w:ins w:id="329" w:author="PR Preview" w:date="2026-01-01T00:00:00Z">
-        <w:r>
-          <w:rPr>
-            <w:b/>
-            <w:bCs/>
-          </w:rPr>
-          <w:t xml:space="preserve">Example 3 (Numerical example: sample quantiles)</w:t>
-        </w:r>
-      </w:ins>
-      <w:ins w:id="330" w:author="PR Preview" w:date="2026-01-01T00:00:00Z">
-        <w:r>
-          <w:t xml:space="preserve"> </w:t>
-        </w:r>
-      </w:ins>
-      <w:ins w:id="331" w:author="PR Preview" w:date="2026-01-01T00:00:00Z">
-        <w:r>
-          <w:t xml:space="preserve">Using the same data</w:t>
-        </w:r>
-      </w:ins>
-      <w:ins w:id="332" w:author="PR Preview" w:date="2026-01-01T00:00:00Z">
-        <w:r>
-          <w:t xml:space="preserve"> </w:t>
-        </w:r>
-      </w:ins>
-      <m:oMath>
-        <m:r>
-          <m:t>4</m:t>
-        </m:r>
-        <m:r>
-          <m:rPr>
-            <m:sty m:val="p"/>
-          </m:rPr>
-          <m:t>,</m:t>
-        </m:r>
-        <m:r>
-          <m:t>1</m:t>
-        </m:r>
-        <m:r>
-          <m:rPr>
-            <m:sty m:val="p"/>
-          </m:rPr>
-          <m:t>,</m:t>
-        </m:r>
-        <m:r>
-          <m:t>7</m:t>
-        </m:r>
-        <m:r>
-          <m:rPr>
-            <m:sty m:val="p"/>
-          </m:rPr>
-          <m:t>,</m:t>
-        </m:r>
-        <m:r>
-          <m:t>3</m:t>
-        </m:r>
-      </m:oMath>
-      <w:ins w:id="333" w:author="PR Preview" w:date="2026-01-01T00:00:00Z">
-        <w:r>
-          <w:t xml:space="preserve">,</w:t>
-        </w:r>
-      </w:ins>
-      <w:ins w:id="334" w:author="PR Preview" w:date="2026-01-01T00:00:00Z">
-        <w:r>
-          <w:t xml:space="preserve"> </w:t>
-        </w:r>
-      </w:ins>
-      <w:ins w:id="335" w:author="PR Preview" w:date="2026-01-01T00:00:00Z">
-        <w:r>
-          <w:t xml:space="preserve">with order statistics</w:t>
-        </w:r>
-      </w:ins>
-      <w:ins w:id="336" w:author="PR Preview" w:date="2026-01-01T00:00:00Z">
-        <w:r>
-          <w:t xml:space="preserve"> </w:t>
-        </w:r>
-      </w:ins>
-      <m:oMath>
-        <m:r>
-          <m:t>1</m:t>
-        </m:r>
-        <m:r>
-          <m:rPr>
-            <m:sty m:val="p"/>
-          </m:rPr>
-          <m:t>,</m:t>
-        </m:r>
-        <m:r>
-          <m:t>3</m:t>
-        </m:r>
-        <m:r>
-          <m:rPr>
-            <m:sty m:val="p"/>
-          </m:rPr>
-          <m:t>,</m:t>
-        </m:r>
-        <m:r>
-          <m:t>4</m:t>
-        </m:r>
-        <m:r>
-          <m:rPr>
-            <m:sty m:val="p"/>
-          </m:rPr>
-          <m:t>,</m:t>
-        </m:r>
-        <m:r>
-          <m:t>7</m:t>
-        </m:r>
-      </m:oMath>
-      <w:ins w:id="337" w:author="PR Preview" w:date="2026-01-01T00:00:00Z">
-        <w:r>
-          <w:t xml:space="preserve">,</w:t>
-        </w:r>
-      </w:ins>
-      <w:ins w:id="338" w:author="PR Preview" w:date="2026-01-01T00:00:00Z">
-        <w:r>
-          <w:t xml:space="preserve"> </w:t>
-        </w:r>
-      </w:ins>
-      <w:hyperlink w:anchor="thm-sample-quantile-order-statistics">
-        <w:ins w:id="339" w:author="PR Preview" w:date="2026-01-01T00:00:00Z">
-          <w:r>
-            <w:rPr>
-              <w:rStyle w:val="Hyperlink"/>
-            </w:rPr>
-            <w:t xml:space="preserve">Theorem 1</w:t>
-          </w:r>
-        </w:ins>
-      </w:hyperlink>
-      <w:ins w:id="340" w:author="PR Preview" w:date="2026-01-01T00:00:00Z">
-        <w:r>
-          <w:t xml:space="preserve"> </w:t>
-        </w:r>
-      </w:ins>
-      <w:ins w:id="341" w:author="PR Preview" w:date="2026-01-01T00:00:00Z">
-        <w:r>
-          <w:t xml:space="preserve">says the sample quantile function is a step function:</w:t>
-        </w:r>
-      </w:ins>
+      <w:r>
+        <w:t xml:space="preserve"> </w:t>
+      </w:r>
+      <w:r>
+        <w:t xml:space="preserve">says the sample quantile function is a step function:</w:t>
+      </w:r>
     </w:p>
     <w:p>
       <w:pPr>
@@ -6591,464 +5018,160 @@
         <w:t xml:space="preserve">#&gt;   3   7</w:t>
       </w:r>
     </w:p>
-    <w:bookmarkEnd w:id="20"/>
-    <w:bookmarkStart w:id="21" w:name="rem-quantile-conventions"/>
+    <w:bookmarkEnd w:id="26"/>
+    <w:bookmarkStart w:id="27" w:name="rem-quantile-conventions"/>
     <w:p>
       <w:pPr>
         <w:pStyle w:val="FirstParagraph"/>
       </w:pPr>
-      <w:del w:id="342" w:author="PR Preview" w:date="2026-01-01T00:00:00Z">
+      <w:r>
+        <w:rPr>
+          <w:i/>
+          <w:iCs/>
+        </w:rPr>
+        <w:t xml:space="preserve">Remark 1</w:t>
+      </w:r>
+      <w:r>
+        <w:t xml:space="preserve"> (Quantile conventions). </w:t>
+      </w:r>
+      <w:r>
+        <w:t xml:space="preserve">Other sources, and other software defaults, define sample quantiles differently,</w:t>
+      </w:r>
+      <w:r>
+        <w:t xml:space="preserve"> </w:t>
+      </w:r>
+      <w:r>
+        <w:t xml:space="preserve">mostly by interpolating between order statistics.</w:t>
+      </w:r>
+      <w:r>
+        <w:t xml:space="preserve"> </w:t>
+      </w:r>
+      <w:r>
+        <w:t xml:space="preserve">R’s</w:t>
+      </w:r>
+      <w:r>
+        <w:t xml:space="preserve"> </w:t>
+      </w:r>
+      <w:r>
+        <w:rPr>
+          <w:rStyle w:val="VerbatimChar"/>
+        </w:rPr>
+        <w:t xml:space="preserve">quantile()</w:t>
+      </w:r>
+      <w:r>
+        <w:t xml:space="preserve"> </w:t>
+      </w:r>
+      <w:r>
+        <w:t xml:space="preserve">offers nine definitions through its</w:t>
+      </w:r>
+      <w:r>
+        <w:t xml:space="preserve"> </w:t>
+      </w:r>
+      <w:r>
+        <w:rPr>
+          <w:rStyle w:val="VerbatimChar"/>
+        </w:rPr>
+        <w:t xml:space="preserve">type</w:t>
+      </w:r>
+      <w:r>
+        <w:t xml:space="preserve"> </w:t>
+      </w:r>
+      <w:r>
+        <w:t xml:space="preserve">argument,</w:t>
+      </w:r>
+      <w:r>
+        <w:t xml:space="preserve"> </w:t>
+      </w:r>
+      <w:r>
+        <w:t xml:space="preserve">and its default (</w:t>
+      </w:r>
+      <w:r>
+        <w:rPr>
+          <w:rStyle w:val="VerbatimChar"/>
+        </w:rPr>
+        <w:t xml:space="preserve">type = 7</w:t>
+      </w:r>
+      <w:r>
+        <w:t xml:space="preserve">) interpolates,</w:t>
+      </w:r>
+      <w:r>
+        <w:t xml:space="preserve"> </w:t>
+      </w:r>
+      <w:r>
+        <w:t xml:space="preserve">so</w:t>
+      </w:r>
+      <w:r>
+        <w:t xml:space="preserve"> </w:t>
+      </w:r>
+      <w:r>
+        <w:rPr>
+          <w:rStyle w:val="VerbatimChar"/>
+        </w:rPr>
+        <w:t xml:space="preserve">quantile(c(4, 1, 7, 3), 0.5)</w:t>
+      </w:r>
+      <w:r>
+        <w:t xml:space="preserve"> </w:t>
+      </w:r>
+      <w:r>
+        <w:t xml:space="preserve">returns 3.5, not 3.</w:t>
+      </w:r>
+      <w:r>
+        <w:t xml:space="preserve"> </w:t>
+      </w:r>
+      <w:r>
+        <w:t xml:space="preserve">The usual sample median is another interpolated quantile:</w:t>
+      </w:r>
+      <w:r>
+        <w:t xml:space="preserve"> </w:t>
+      </w:r>
+      <w:r>
+        <w:t xml:space="preserve">for an even number of observations,</w:t>
+      </w:r>
+      <w:r>
+        <w:t xml:space="preserve"> </w:t>
+      </w:r>
+      <w:r>
+        <w:t xml:space="preserve">it averages the two middle order statistics.</w:t>
+      </w:r>
+      <w:r>
+        <w:t xml:space="preserve"> </w:t>
+      </w:r>
+      <w:r>
+        <w:t xml:space="preserve">These notes use</w:t>
+      </w:r>
+      <w:r>
+        <w:t xml:space="preserve"> </w:t>
+      </w:r>
+      <w:hyperlink w:anchor="def-sample-quantile">
         <w:r>
           <w:rPr>
-            <w:i/>
-            <w:iCs/>
+            <w:rStyle w:val="Hyperlink"/>
           </w:rPr>
-          <w:delText xml:space="preserve">Remark 1</w:delText>
+          <w:t xml:space="preserve">Definition 4</w:t>
         </w:r>
-      </w:del>
-      <w:del w:id="343" w:author="PR Preview" w:date="2026-01-01T00:00:00Z">
-        <w:r>
-          <w:delText xml:space="preserve"> (Quantile conventions). </w:delText>
-        </w:r>
-      </w:del>
-      <w:del w:id="344" w:author="PR Preview" w:date="2026-01-01T00:00:00Z">
-        <w:r>
-          <w:delText xml:space="preserve">Other sources, and other software defaults, define sample quantiles differently,</w:delText>
-        </w:r>
-      </w:del>
-      <w:del w:id="345" w:author="PR Preview" w:date="2026-01-01T00:00:00Z">
-        <w:r>
-          <w:delText xml:space="preserve"> </w:delText>
-        </w:r>
-      </w:del>
-      <w:del w:id="346" w:author="PR Preview" w:date="2026-01-01T00:00:00Z">
-        <w:r>
-          <w:delText xml:space="preserve">mostly by interpolating between order statistics.</w:delText>
-        </w:r>
-      </w:del>
-      <w:del w:id="347" w:author="PR Preview" w:date="2026-01-01T00:00:00Z">
-        <w:r>
-          <w:delText xml:space="preserve"> </w:delText>
-        </w:r>
-      </w:del>
-      <w:del w:id="348" w:author="PR Preview" w:date="2026-01-01T00:00:00Z">
-        <w:r>
-          <w:delText xml:space="preserve">R’s</w:delText>
-        </w:r>
-      </w:del>
-      <w:del w:id="349" w:author="PR Preview" w:date="2026-01-01T00:00:00Z">
-        <w:r>
-          <w:delText xml:space="preserve"> </w:delText>
-        </w:r>
-      </w:del>
-      <w:del w:id="350" w:author="PR Preview" w:date="2026-01-01T00:00:00Z">
-        <w:r>
-          <w:rPr>
-            <w:rStyle w:val="VerbatimChar"/>
-          </w:rPr>
-          <w:delText xml:space="preserve">quantile()</w:delText>
-        </w:r>
-      </w:del>
-      <w:del w:id="351" w:author="PR Preview" w:date="2026-01-01T00:00:00Z">
-        <w:r>
-          <w:delText xml:space="preserve"> </w:delText>
-        </w:r>
-      </w:del>
-      <w:del w:id="352" w:author="PR Preview" w:date="2026-01-01T00:00:00Z">
-        <w:r>
-          <w:delText xml:space="preserve">offers nine definitions through its</w:delText>
-        </w:r>
-      </w:del>
-      <w:del w:id="353" w:author="PR Preview" w:date="2026-01-01T00:00:00Z">
-        <w:r>
-          <w:delText xml:space="preserve"> </w:delText>
-        </w:r>
-      </w:del>
-      <w:del w:id="354" w:author="PR Preview" w:date="2026-01-01T00:00:00Z">
-        <w:r>
-          <w:rPr>
-            <w:rStyle w:val="VerbatimChar"/>
-          </w:rPr>
-          <w:delText xml:space="preserve">type</w:delText>
-        </w:r>
-      </w:del>
-      <w:del w:id="355" w:author="PR Preview" w:date="2026-01-01T00:00:00Z">
-        <w:r>
-          <w:delText xml:space="preserve"> </w:delText>
-        </w:r>
-      </w:del>
-      <w:del w:id="356" w:author="PR Preview" w:date="2026-01-01T00:00:00Z">
-        <w:r>
-          <w:delText xml:space="preserve">argument,</w:delText>
-        </w:r>
-      </w:del>
-      <w:del w:id="357" w:author="PR Preview" w:date="2026-01-01T00:00:00Z">
-        <w:r>
-          <w:delText xml:space="preserve"> </w:delText>
-        </w:r>
-      </w:del>
-      <w:del w:id="358" w:author="PR Preview" w:date="2026-01-01T00:00:00Z">
-        <w:r>
-          <w:delText xml:space="preserve">and its default (</w:delText>
-        </w:r>
-      </w:del>
-      <w:del w:id="359" w:author="PR Preview" w:date="2026-01-01T00:00:00Z">
-        <w:r>
-          <w:rPr>
-            <w:rStyle w:val="VerbatimChar"/>
-          </w:rPr>
-          <w:delText xml:space="preserve">type = 7</w:delText>
-        </w:r>
-      </w:del>
-      <w:del w:id="360" w:author="PR Preview" w:date="2026-01-01T00:00:00Z">
-        <w:r>
-          <w:delText xml:space="preserve">) interpolates,</w:delText>
-        </w:r>
-      </w:del>
-      <w:del w:id="361" w:author="PR Preview" w:date="2026-01-01T00:00:00Z">
-        <w:r>
-          <w:delText xml:space="preserve"> </w:delText>
-        </w:r>
-      </w:del>
-      <w:del w:id="362" w:author="PR Preview" w:date="2026-01-01T00:00:00Z">
-        <w:r>
-          <w:delText xml:space="preserve">so</w:delText>
-        </w:r>
-      </w:del>
-      <w:del w:id="363" w:author="PR Preview" w:date="2026-01-01T00:00:00Z">
-        <w:r>
-          <w:delText xml:space="preserve"> </w:delText>
-        </w:r>
-      </w:del>
-      <w:del w:id="364" w:author="PR Preview" w:date="2026-01-01T00:00:00Z">
-        <w:r>
-          <w:rPr>
-            <w:rStyle w:val="VerbatimChar"/>
-          </w:rPr>
-          <w:delText xml:space="preserve">quantile(c(4, 1, 7, 3), 0.5)</w:delText>
-        </w:r>
-      </w:del>
-      <w:del w:id="365" w:author="PR Preview" w:date="2026-01-01T00:00:00Z">
-        <w:r>
-          <w:delText xml:space="preserve"> </w:delText>
-        </w:r>
-      </w:del>
-      <w:del w:id="366" w:author="PR Preview" w:date="2026-01-01T00:00:00Z">
-        <w:r>
-          <w:delText xml:space="preserve">returns 3.5, not 3.</w:delText>
-        </w:r>
-      </w:del>
-      <w:del w:id="367" w:author="PR Preview" w:date="2026-01-01T00:00:00Z">
-        <w:r>
-          <w:delText xml:space="preserve"> </w:delText>
-        </w:r>
-      </w:del>
-      <w:del w:id="368" w:author="PR Preview" w:date="2026-01-01T00:00:00Z">
-        <w:r>
-          <w:delText xml:space="preserve">The usual sample median is another interpolated quantile:</w:delText>
-        </w:r>
-      </w:del>
-      <w:del w:id="369" w:author="PR Preview" w:date="2026-01-01T00:00:00Z">
-        <w:r>
-          <w:delText xml:space="preserve"> </w:delText>
-        </w:r>
-      </w:del>
-      <w:del w:id="370" w:author="PR Preview" w:date="2026-01-01T00:00:00Z">
-        <w:r>
-          <w:delText xml:space="preserve">for an even number of observations,</w:delText>
-        </w:r>
-      </w:del>
-      <w:del w:id="371" w:author="PR Preview" w:date="2026-01-01T00:00:00Z">
-        <w:r>
-          <w:delText xml:space="preserve"> </w:delText>
-        </w:r>
-      </w:del>
-      <w:del w:id="372" w:author="PR Preview" w:date="2026-01-01T00:00:00Z">
-        <w:r>
-          <w:delText xml:space="preserve">it averages the two middle order statistics.</w:delText>
-        </w:r>
-      </w:del>
-      <w:del w:id="373" w:author="PR Preview" w:date="2026-01-01T00:00:00Z">
-        <w:r>
-          <w:delText xml:space="preserve"> </w:delText>
-        </w:r>
-      </w:del>
-      <w:del w:id="374" w:author="PR Preview" w:date="2026-01-01T00:00:00Z">
-        <w:r>
-          <w:delText xml:space="preserve">These notes use</w:delText>
-        </w:r>
-      </w:del>
-      <w:del w:id="375" w:author="PR Preview" w:date="2026-01-01T00:00:00Z">
-        <w:r>
-          <w:delText xml:space="preserve"> </w:delText>
-        </w:r>
-      </w:del>
-      <w:hyperlink w:anchor="def-sample-quantile">
-        <w:del w:id="376" w:author="PR Preview" w:date="2026-01-01T00:00:00Z">
-          <w:r>
-            <w:rPr>
-              <w:rStyle w:val="Hyperlink"/>
-            </w:rPr>
-            <w:delText xml:space="preserve">Definition 4</w:delText>
-          </w:r>
-        </w:del>
       </w:hyperlink>
-      <w:del w:id="377" w:author="PR Preview" w:date="2026-01-01T00:00:00Z">
-        <w:r>
-          <w:delText xml:space="preserve">,</w:delText>
-        </w:r>
-      </w:del>
-      <w:del w:id="378" w:author="PR Preview" w:date="2026-01-01T00:00:00Z">
-        <w:r>
-          <w:delText xml:space="preserve"> </w:delText>
-        </w:r>
-      </w:del>
-      <w:del w:id="379" w:author="PR Preview" w:date="2026-01-01T00:00:00Z">
-        <w:r>
-          <w:delText xml:space="preserve">which always returns one of the observed values.</w:delText>
-        </w:r>
-      </w:del>
+      <w:r>
+        <w:t xml:space="preserve">,</w:t>
+      </w:r>
+      <w:r>
+        <w:t xml:space="preserve"> </w:t>
+      </w:r>
+      <w:r>
+        <w:t xml:space="preserve">which always returns one of the observed values.</w:t>
+      </w:r>
     </w:p>
+    <w:bookmarkEnd w:id="27"/>
+    <w:bookmarkEnd w:id="28"/>
+    <w:bookmarkStart w:id="43" w:name="X098afd29d2cc0af81e1daaf31ade1d91d7df2a7"/>
     <w:p>
       <w:pPr>
         <w:pStyle w:val="Heading2"/>
       </w:pPr>
-      <w:del w:id="380" w:author="PR Preview" w:date="2026-01-01T00:00:00Z">
-        <w:r>
-          <w:delText xml:space="preserve">5 The empirical CDF and quantile function as generalized inverses</w:delText>
-        </w:r>
-      </w:del>
+      <w:r>
+        <w:t xml:space="preserve">5 The empirical CDF and quantile function as generalized inverses</w:t>
+      </w:r>
     </w:p>
-    <w:p>
-      <w:pPr>
-        <w:pStyle w:val="FirstParagraph"/>
-      </w:pPr>
-      <w:ins w:id="381" w:author="PR Preview" w:date="2026-01-01T00:00:00Z">
-        <w:r>
-          <w:rPr>
-            <w:i/>
-            <w:iCs/>
-          </w:rPr>
-          <w:t xml:space="preserve">Remark 1</w:t>
-        </w:r>
-      </w:ins>
-      <w:ins w:id="382" w:author="PR Preview" w:date="2026-01-01T00:00:00Z">
-        <w:r>
-          <w:t xml:space="preserve"> (Quantile conventions). </w:t>
-        </w:r>
-      </w:ins>
-      <w:ins w:id="383" w:author="PR Preview" w:date="2026-01-01T00:00:00Z">
-        <w:r>
-          <w:t xml:space="preserve">Other sources, and other software defaults, define sample quantiles differently,</w:t>
-        </w:r>
-      </w:ins>
-      <w:ins w:id="384" w:author="PR Preview" w:date="2026-01-01T00:00:00Z">
-        <w:r>
-          <w:t xml:space="preserve"> </w:t>
-        </w:r>
-      </w:ins>
-      <w:ins w:id="385" w:author="PR Preview" w:date="2026-01-01T00:00:00Z">
-        <w:r>
-          <w:t xml:space="preserve">mostly by interpolating between order statistics.</w:t>
-        </w:r>
-      </w:ins>
-      <w:ins w:id="386" w:author="PR Preview" w:date="2026-01-01T00:00:00Z">
-        <w:r>
-          <w:t xml:space="preserve"> </w:t>
-        </w:r>
-      </w:ins>
-      <w:ins w:id="387" w:author="PR Preview" w:date="2026-01-01T00:00:00Z">
-        <w:r>
-          <w:t xml:space="preserve">R’s</w:t>
-        </w:r>
-      </w:ins>
-      <w:ins w:id="388" w:author="PR Preview" w:date="2026-01-01T00:00:00Z">
-        <w:r>
-          <w:t xml:space="preserve"> </w:t>
-        </w:r>
-      </w:ins>
-      <w:ins w:id="389" w:author="PR Preview" w:date="2026-01-01T00:00:00Z">
-        <w:r>
-          <w:rPr>
-            <w:rStyle w:val="VerbatimChar"/>
-          </w:rPr>
-          <w:t xml:space="preserve">quantile()</w:t>
-        </w:r>
-      </w:ins>
-      <w:ins w:id="390" w:author="PR Preview" w:date="2026-01-01T00:00:00Z">
-        <w:r>
-          <w:t xml:space="preserve"> </w:t>
-        </w:r>
-      </w:ins>
-      <w:ins w:id="391" w:author="PR Preview" w:date="2026-01-01T00:00:00Z">
-        <w:r>
-          <w:t xml:space="preserve">offers nine definitions through its</w:t>
-        </w:r>
-      </w:ins>
-      <w:ins w:id="392" w:author="PR Preview" w:date="2026-01-01T00:00:00Z">
-        <w:r>
-          <w:t xml:space="preserve"> </w:t>
-        </w:r>
-      </w:ins>
-      <w:ins w:id="393" w:author="PR Preview" w:date="2026-01-01T00:00:00Z">
-        <w:r>
-          <w:rPr>
-            <w:rStyle w:val="VerbatimChar"/>
-          </w:rPr>
-          <w:t xml:space="preserve">type</w:t>
-        </w:r>
-      </w:ins>
-      <w:ins w:id="394" w:author="PR Preview" w:date="2026-01-01T00:00:00Z">
-        <w:r>
-          <w:t xml:space="preserve"> </w:t>
-        </w:r>
-      </w:ins>
-      <w:ins w:id="395" w:author="PR Preview" w:date="2026-01-01T00:00:00Z">
-        <w:r>
-          <w:t xml:space="preserve">argument,</w:t>
-        </w:r>
-      </w:ins>
-      <w:ins w:id="396" w:author="PR Preview" w:date="2026-01-01T00:00:00Z">
-        <w:r>
-          <w:t xml:space="preserve"> </w:t>
-        </w:r>
-      </w:ins>
-      <w:ins w:id="397" w:author="PR Preview" w:date="2026-01-01T00:00:00Z">
-        <w:r>
-          <w:t xml:space="preserve">and its default (</w:t>
-        </w:r>
-      </w:ins>
-      <w:ins w:id="398" w:author="PR Preview" w:date="2026-01-01T00:00:00Z">
-        <w:r>
-          <w:rPr>
-            <w:rStyle w:val="VerbatimChar"/>
-          </w:rPr>
-          <w:t xml:space="preserve">type = 7</w:t>
-        </w:r>
-      </w:ins>
-      <w:ins w:id="399" w:author="PR Preview" w:date="2026-01-01T00:00:00Z">
-        <w:r>
-          <w:t xml:space="preserve">) interpolates,</w:t>
-        </w:r>
-      </w:ins>
-      <w:ins w:id="400" w:author="PR Preview" w:date="2026-01-01T00:00:00Z">
-        <w:r>
-          <w:t xml:space="preserve"> </w:t>
-        </w:r>
-      </w:ins>
-      <w:ins w:id="401" w:author="PR Preview" w:date="2026-01-01T00:00:00Z">
-        <w:r>
-          <w:t xml:space="preserve">so</w:t>
-        </w:r>
-      </w:ins>
-      <w:ins w:id="402" w:author="PR Preview" w:date="2026-01-01T00:00:00Z">
-        <w:r>
-          <w:t xml:space="preserve"> </w:t>
-        </w:r>
-      </w:ins>
-      <w:ins w:id="403" w:author="PR Preview" w:date="2026-01-01T00:00:00Z">
-        <w:r>
-          <w:rPr>
-            <w:rStyle w:val="VerbatimChar"/>
-          </w:rPr>
-          <w:t xml:space="preserve">quantile(c(4, 1, 7, 3), 0.5)</w:t>
-        </w:r>
-      </w:ins>
-      <w:ins w:id="404" w:author="PR Preview" w:date="2026-01-01T00:00:00Z">
-        <w:r>
-          <w:t xml:space="preserve"> </w:t>
-        </w:r>
-      </w:ins>
-      <w:ins w:id="405" w:author="PR Preview" w:date="2026-01-01T00:00:00Z">
-        <w:r>
-          <w:t xml:space="preserve">returns 3.5, not 3.</w:t>
-        </w:r>
-      </w:ins>
-      <w:ins w:id="406" w:author="PR Preview" w:date="2026-01-01T00:00:00Z">
-        <w:r>
-          <w:t xml:space="preserve"> </w:t>
-        </w:r>
-      </w:ins>
-      <w:ins w:id="407" w:author="PR Preview" w:date="2026-01-01T00:00:00Z">
-        <w:r>
-          <w:t xml:space="preserve">The usual sample median is another interpolated quantile:</w:t>
-        </w:r>
-      </w:ins>
-      <w:ins w:id="408" w:author="PR Preview" w:date="2026-01-01T00:00:00Z">
-        <w:r>
-          <w:t xml:space="preserve"> </w:t>
-        </w:r>
-      </w:ins>
-      <w:ins w:id="409" w:author="PR Preview" w:date="2026-01-01T00:00:00Z">
-        <w:r>
-          <w:t xml:space="preserve">for an even number of observations,</w:t>
-        </w:r>
-      </w:ins>
-      <w:ins w:id="410" w:author="PR Preview" w:date="2026-01-01T00:00:00Z">
-        <w:r>
-          <w:t xml:space="preserve"> </w:t>
-        </w:r>
-      </w:ins>
-      <w:ins w:id="411" w:author="PR Preview" w:date="2026-01-01T00:00:00Z">
-        <w:r>
-          <w:t xml:space="preserve">it averages the two middle order statistics.</w:t>
-        </w:r>
-      </w:ins>
-      <w:ins w:id="412" w:author="PR Preview" w:date="2026-01-01T00:00:00Z">
-        <w:r>
-          <w:t xml:space="preserve"> </w:t>
-        </w:r>
-      </w:ins>
-      <w:ins w:id="413" w:author="PR Preview" w:date="2026-01-01T00:00:00Z">
-        <w:r>
-          <w:t xml:space="preserve">These notes use</w:t>
-        </w:r>
-      </w:ins>
-      <w:ins w:id="414" w:author="PR Preview" w:date="2026-01-01T00:00:00Z">
-        <w:r>
-          <w:t xml:space="preserve"> </w:t>
-        </w:r>
-      </w:ins>
-      <w:hyperlink w:anchor="def-sample-quantile">
-        <w:ins w:id="415" w:author="PR Preview" w:date="2026-01-01T00:00:00Z">
-          <w:r>
-            <w:rPr>
-              <w:rStyle w:val="Hyperlink"/>
-            </w:rPr>
-            <w:t xml:space="preserve">Definition 3</w:t>
-          </w:r>
-        </w:ins>
-      </w:hyperlink>
-      <w:ins w:id="416" w:author="PR Preview" w:date="2026-01-01T00:00:00Z">
-        <w:r>
-          <w:t xml:space="preserve">,</w:t>
-        </w:r>
-      </w:ins>
-      <w:ins w:id="417" w:author="PR Preview" w:date="2026-01-01T00:00:00Z">
-        <w:r>
-          <w:t xml:space="preserve"> </w:t>
-        </w:r>
-      </w:ins>
-      <w:ins w:id="418" w:author="PR Preview" w:date="2026-01-01T00:00:00Z">
-        <w:r>
-          <w:t xml:space="preserve">which always returns one of the observed values.</w:t>
-        </w:r>
-      </w:ins>
-    </w:p>
-    <w:bookmarkEnd w:id="21"/>
-    <w:bookmarkEnd w:id="22"/>
-    <w:bookmarkStart w:id="32" w:name="X098afd29d2cc0af81e1daaf31ade1d91d7df2a7"/>
-    <w:p>
-      <w:pPr>
-        <w:pStyle w:val="Heading2"/>
-      </w:pPr>
-      <w:ins w:id="419" w:author="PR Preview" w:date="2026-01-01T00:00:00Z">
-        <w:r>
-          <w:t xml:space="preserve">4 The empirical CDF and quantile function as generalized inverses</w:t>
-        </w:r>
-      </w:ins>
-    </w:p>
-    <w:bookmarkStart w:id="31" w:name="fig-ecdf-sample-quantile-example"/>
+    <w:bookmarkStart w:id="37" w:name="fig-ecdf-sample-quantile-example"/>
     <w:tbl>
       <w:tblPr>
         <w:tblStyle w:val="Table"/>
@@ -7076,7 +5199,7 @@
             <w:tr>
               <w:tc>
                 <w:tcPr/>
-                <w:bookmarkStart w:id="26" w:name="fig-ecdf-example"/>
+                <w:bookmarkStart w:id="32" w:name="fig-ecdf-example"/>
                 <w:p>
                   <w:pPr>
                     <w:pStyle w:val="SourceCode"/>
@@ -8525,18 +6648,18 @@
                       <wp:inline>
                         <wp:extent cx="2971800" cy="2377440"/>
                         <wp:effectExtent b="0" l="0" r="0" t="0"/>
-                        <wp:docPr descr="" title="" id="24" name="Picture"/>
+                        <wp:docPr descr="" title="" id="30" name="Picture"/>
                         <a:graphic>
                           <a:graphicData uri="http://schemas.openxmlformats.org/drawingml/2006/picture">
                             <pic:pic>
                               <pic:nvPicPr>
-                                <pic:cNvPr descr="nonparametric-models_files/figure-docx/unnamed-chunk-2-1.png" id="25" name="Picture"/>
+                                <pic:cNvPr descr="nonparametric-models_files/figure-docx/unnamed-chunk-2-1.png" id="31" name="Picture"/>
                                 <pic:cNvPicPr>
                                   <a:picLocks noChangeArrowheads="1" noChangeAspect="1"/>
                                 </pic:cNvPicPr>
                               </pic:nvPicPr>
                               <pic:blipFill>
-                                <a:blip r:embed="rId23"/>
+                                <a:blip r:embed="rId29"/>
                                 <a:stretch>
                                   <a:fillRect/>
                                 </a:stretch>
@@ -8589,7 +6712,7 @@
                     <w:t xml:space="preserve">open circles mark excluded endpoints.</w:t>
                   </w:r>
                 </w:p>
-                <w:bookmarkEnd w:id="26"/>
+                <w:bookmarkEnd w:id="32"/>
               </w:tc>
             </w:tr>
           </w:tbl>
@@ -8639,7 +6762,7 @@
             <w:tr>
               <w:tc>
                 <w:tcPr/>
-                <w:bookmarkStart w:id="30" w:name="fig-eqf-example"/>
+                <w:bookmarkStart w:id="36" w:name="fig-eqf-example"/>
                 <w:p>
                   <w:pPr>
                     <w:pStyle w:val="SourceCode"/>
@@ -9596,18 +7719,18 @@
                       <wp:inline>
                         <wp:extent cx="2971800" cy="2377440"/>
                         <wp:effectExtent b="0" l="0" r="0" t="0"/>
-                        <wp:docPr descr="" title="" id="28" name="Picture"/>
+                        <wp:docPr descr="" title="" id="34" name="Picture"/>
                         <a:graphic>
                           <a:graphicData uri="http://schemas.openxmlformats.org/drawingml/2006/picture">
                             <pic:pic>
                               <pic:nvPicPr>
-                                <pic:cNvPr descr="nonparametric-models_files/figure-docx/unnamed-chunk-3-1.png" id="29" name="Picture"/>
+                                <pic:cNvPr descr="nonparametric-models_files/figure-docx/unnamed-chunk-3-1.png" id="35" name="Picture"/>
                                 <pic:cNvPicPr>
                                   <a:picLocks noChangeArrowheads="1" noChangeAspect="1"/>
                                 </pic:cNvPicPr>
                               </pic:nvPicPr>
                               <pic:blipFill>
-                                <a:blip r:embed="rId27"/>
+                                <a:blip r:embed="rId33"/>
                                 <a:stretch>
                                   <a:fillRect/>
                                 </a:stretch>
@@ -9660,7 +7783,7 @@
                     <w:t xml:space="preserve">closed circles mark included right endpoints.</w:t>
                   </w:r>
                 </w:p>
-                <w:bookmarkEnd w:id="30"/>
+                <w:bookmarkEnd w:id="36"/>
               </w:tc>
             </w:tr>
           </w:tbl>
@@ -9692,7 +7815,7 @@
         <w:t xml:space="preserve">(order statistics 1, 3, 4, 7).</w:t>
       </w:r>
     </w:p>
-    <w:bookmarkEnd w:id="31"/>
+    <w:bookmarkEnd w:id="37"/>
     <w:p>
       <w:pPr>
         <w:pStyle w:val="BodyText"/>
@@ -10056,105 +8179,83 @@
         <w:t xml:space="preserve">with equality only at the observed values.</w:t>
       </w:r>
     </w:p>
-    <w:bookmarkEnd w:id="32"/>
+    <w:bookmarkStart w:id="42" w:name="refs"/>
+    <w:bookmarkStart w:id="39" w:name="ref-efron1993introduction"/>
     <w:p>
       <w:pPr>
         <w:pStyle w:val="Bibliography"/>
       </w:pPr>
-      <w:del w:id="420" w:author="PR Preview" w:date="2026-01-01T00:00:00Z">
-        <w:r>
-          <w:delText xml:space="preserve">Efron, Bradley, and Robert J. Tibshirani. 1993.</w:delText>
-        </w:r>
-      </w:del>
-      <w:del w:id="421" w:author="PR Preview" w:date="2026-01-01T00:00:00Z">
-        <w:r>
-          <w:delText xml:space="preserve"> </w:delText>
-        </w:r>
-      </w:del>
-      <w:del w:id="422" w:author="PR Preview" w:date="2026-01-01T00:00:00Z">
+      <w:r>
+        <w:t xml:space="preserve">Efron, Bradley, and Robert J. Tibshirani. 1993.</w:t>
+      </w:r>
+      <w:r>
+        <w:t xml:space="preserve"> </w:t>
+      </w:r>
+      <w:r>
+        <w:rPr>
+          <w:i/>
+          <w:iCs/>
+        </w:rPr>
+        <w:t xml:space="preserve">An Introduction to the Bootstrap</w:t>
+      </w:r>
+      <w:r>
+        <w:t xml:space="preserve">. Monographs on Statistics and Applied Probability 57. Chapman &amp; Hall/CRC.</w:t>
+      </w:r>
+      <w:r>
+        <w:t xml:space="preserve"> </w:t>
+      </w:r>
+      <w:hyperlink r:id="rId38">
         <w:r>
           <w:rPr>
-            <w:i/>
-            <w:iCs/>
+            <w:rStyle w:val="Hyperlink"/>
           </w:rPr>
-          <w:delText xml:space="preserve">An Introduction to the Bootstrap</w:delText>
+          <w:t xml:space="preserve">https://doi.org/10.1201/9780429246593</w:t>
         </w:r>
-      </w:del>
-      <w:del w:id="423" w:author="PR Preview" w:date="2026-01-01T00:00:00Z">
-        <w:r>
-          <w:delText xml:space="preserve">. Monographs on Statistics and Applied Probability 57. Chapman &amp; Hall/CRC.</w:delText>
-        </w:r>
-      </w:del>
-      <w:del w:id="424" w:author="PR Preview" w:date="2026-01-01T00:00:00Z">
-        <w:r>
-          <w:delText xml:space="preserve"> </w:delText>
-        </w:r>
-      </w:del>
-      <w:hyperlink r:id="rId12">
-        <w:del w:id="425" w:author="PR Preview" w:date="2026-01-01T00:00:00Z">
-          <w:r>
-            <w:rPr>
-              <w:rStyle w:val="Hyperlink"/>
-            </w:rPr>
-            <w:delText xml:space="preserve">https://doi.org/10.1201/9780429246593</w:delText>
-          </w:r>
-        </w:del>
       </w:hyperlink>
-      <w:del w:id="426" w:author="PR Preview" w:date="2026-01-01T00:00:00Z">
-        <w:r>
-          <w:delText xml:space="preserve">.</w:delText>
-        </w:r>
-      </w:del>
+      <w:r>
+        <w:t xml:space="preserve">.</w:t>
+      </w:r>
     </w:p>
+    <w:bookmarkEnd w:id="39"/>
+    <w:bookmarkStart w:id="41" w:name="ref-hastie2009elements"/>
     <w:p>
       <w:pPr>
         <w:pStyle w:val="Bibliography"/>
       </w:pPr>
-      <w:del w:id="427" w:author="PR Preview" w:date="2026-01-01T00:00:00Z">
-        <w:r>
-          <w:delText xml:space="preserve">Hastie, Trevor, Robert Tibshirani, and Jerome Friedman. 2009.</w:delText>
-        </w:r>
-      </w:del>
-      <w:del w:id="428" w:author="PR Preview" w:date="2026-01-01T00:00:00Z">
-        <w:r>
-          <w:delText xml:space="preserve"> </w:delText>
-        </w:r>
-      </w:del>
-      <w:del w:id="429" w:author="PR Preview" w:date="2026-01-01T00:00:00Z">
+      <w:r>
+        <w:t xml:space="preserve">Hastie, Trevor, Robert Tibshirani, and Jerome Friedman. 2009.</w:t>
+      </w:r>
+      <w:r>
+        <w:t xml:space="preserve"> </w:t>
+      </w:r>
+      <w:r>
+        <w:rPr>
+          <w:i/>
+          <w:iCs/>
+        </w:rPr>
+        <w:t xml:space="preserve">The Elements of Statistical Learning: Data Mining, Inference, and Prediction</w:t>
+      </w:r>
+      <w:r>
+        <w:t xml:space="preserve">. 2nd ed. Springer.</w:t>
+      </w:r>
+      <w:r>
+        <w:t xml:space="preserve"> </w:t>
+      </w:r>
+      <w:hyperlink r:id="rId40">
         <w:r>
           <w:rPr>
-            <w:i/>
-            <w:iCs/>
+            <w:rStyle w:val="Hyperlink"/>
           </w:rPr>
-          <w:delText xml:space="preserve">The Elements of Statistical Learning: Data Mining, Inference, and Prediction</w:delText>
+          <w:t xml:space="preserve">https://doi.org/10.1007/978-0-387-84858-7</w:t>
         </w:r>
-      </w:del>
-      <w:del w:id="430" w:author="PR Preview" w:date="2026-01-01T00:00:00Z">
-        <w:r>
-          <w:delText xml:space="preserve">. 2nd ed. Springer.</w:delText>
-        </w:r>
-      </w:del>
-      <w:del w:id="431" w:author="PR Preview" w:date="2026-01-01T00:00:00Z">
-        <w:r>
-          <w:delText xml:space="preserve"> </w:delText>
-        </w:r>
-      </w:del>
-      <w:hyperlink r:id="rId13">
-        <w:del w:id="432" w:author="PR Preview" w:date="2026-01-01T00:00:00Z">
-          <w:r>
-            <w:rPr>
-              <w:rStyle w:val="Hyperlink"/>
-            </w:rPr>
-            <w:delText xml:space="preserve">https://doi.org/10.1007/978-0-387-84858-7</w:delText>
-          </w:r>
-        </w:del>
       </w:hyperlink>
-      <w:del w:id="433" w:author="PR Preview" w:date="2026-01-01T00:00:00Z">
-        <w:r>
-          <w:delText xml:space="preserve">.</w:delText>
-        </w:r>
-      </w:del>
+      <w:r>
+        <w:t xml:space="preserve">.</w:t>
+      </w:r>
     </w:p>
+    <w:bookmarkEnd w:id="41"/>
+    <w:bookmarkEnd w:id="42"/>
+    <w:bookmarkEnd w:id="43"/>
     <w:sectPr>
       <w:footnotePr>
         <w:numRestart w:val="eachSect"/>
